--- a/2026_Б_ПІ_ ПЗПІ-22-9_Переверзєв_Г_В.docx
+++ b/2026_Б_ПІ_ ПЗПІ-22-9_Переверзєв_Г_В.docx
@@ -335,7 +335,7 @@
           <w:kern w:val="0"/>
           <w:sz w:val="28"/>
           <w:szCs w:val="28"/>
-          <w:lang w:val="en-US"/>
+          <w:lang w:val="ru-RU"/>
           <w14:ligatures w14:val="none"/>
         </w:rPr>
         <w:t xml:space="preserve">                      </w:t>
@@ -428,22 +428,8 @@
           <w:lang w:val="ru-RU"/>
           <w14:ligatures w14:val="none"/>
         </w:rPr>
-        <w:t>-</w:t>
-      </w:r>
-      <w:proofErr w:type="gramStart"/>
-      <w:r>
-        <w:rPr>
-          <w:rFonts w:ascii="Times New Roman" w:eastAsia="Times New Roman" w:hAnsi="Times New Roman" w:cs="Times New Roman"/>
-          <w:b/>
-          <w:kern w:val="0"/>
-          <w:sz w:val="28"/>
-          <w:szCs w:val="28"/>
-          <w:lang w:val="ru-RU"/>
-          <w14:ligatures w14:val="none"/>
-        </w:rPr>
-        <w:t>ваг  »</w:t>
-      </w:r>
-      <w:proofErr w:type="gramEnd"/>
+        <w:t>-ваг»</w:t>
+      </w:r>
     </w:p>
     <w:p>
       <w:pPr>
@@ -1017,18 +1003,15 @@
           <w:sdtContent>
             <w:p>
               <w:pPr>
-                <w:keepNext/>
-                <w:keepLines/>
-                <w:spacing w:before="240" w:after="0"/>
+                <w:pStyle w:val="11"/>
+                <w:tabs>
+                  <w:tab w:val="right" w:leader="dot" w:pos="9911"/>
+                </w:tabs>
                 <w:rPr>
-                  <w:rFonts w:asciiTheme="majorHAnsi" w:eastAsiaTheme="majorEastAsia" w:hAnsiTheme="majorHAnsi" w:cstheme="majorBidi"/>
+                  <w:rFonts w:ascii="Times New Roman" w:hAnsi="Times New Roman" w:cs="Times New Roman"/>
                   <w:noProof/>
-                  <w:color w:val="0F4761" w:themeColor="accent1" w:themeShade="BF"/>
-                  <w:kern w:val="0"/>
-                  <w:sz w:val="32"/>
-                  <w:szCs w:val="32"/>
-                  <w:lang w:eastAsia="uk-UA"/>
-                  <w14:ligatures w14:val="none"/>
+                  <w:sz w:val="28"/>
+                  <w:szCs w:val="28"/>
                 </w:rPr>
               </w:pPr>
               <w:r>
@@ -1067,124 +1050,83 @@
                 </w:rPr>
                 <w:fldChar w:fldCharType="separate"/>
               </w:r>
-            </w:p>
-            <w:p>
-              <w:pPr>
-                <w:tabs>
-                  <w:tab w:val="right" w:leader="dot" w:pos="9911"/>
-                </w:tabs>
-                <w:spacing w:after="100" w:line="360" w:lineRule="auto"/>
-                <w:jc w:val="both"/>
-                <w:rPr>
-                  <w:rFonts w:ascii="Times New Roman" w:eastAsiaTheme="minorEastAsia" w:hAnsi="Times New Roman" w:cs="Times New Roman"/>
-                  <w:noProof/>
-                  <w:kern w:val="0"/>
-                  <w:sz w:val="28"/>
-                  <w:szCs w:val="28"/>
-                  <w:lang w:eastAsia="uk-UA"/>
-                  <w14:ligatures w14:val="none"/>
-                </w:rPr>
-              </w:pPr>
-              <w:hyperlink w:anchor="_Toc201963972" w:history="1">
+              <w:hyperlink w:anchor="_Toc234513819" w:history="1">
                 <w:r>
                   <w:rPr>
+                    <w:rStyle w:val="af0"/>
                     <w:rFonts w:ascii="Times New Roman" w:eastAsia="Times New Roman" w:hAnsi="Times New Roman" w:cs="Times New Roman"/>
                     <w:noProof/>
-                    <w:kern w:val="0"/>
                     <w:sz w:val="28"/>
                     <w:szCs w:val="28"/>
-                    <w:lang w:eastAsia="uk-UA"/>
-                    <w14:ligatures w14:val="none"/>
                   </w:rPr>
-                  <w:t>1. Вступ</w:t>
+                  <w:t>1 Вступ</w:t>
                 </w:r>
                 <w:r>
                   <w:rPr>
-                    <w:rFonts w:ascii="Times New Roman" w:eastAsia="Times New Roman" w:hAnsi="Times New Roman" w:cs="Times New Roman"/>
+                    <w:rFonts w:ascii="Times New Roman" w:hAnsi="Times New Roman" w:cs="Times New Roman"/>
                     <w:noProof/>
                     <w:webHidden/>
-                    <w:kern w:val="0"/>
                     <w:sz w:val="28"/>
                     <w:szCs w:val="28"/>
-                    <w:lang w:eastAsia="uk-UA"/>
-                    <w14:ligatures w14:val="none"/>
                   </w:rPr>
                   <w:tab/>
                 </w:r>
                 <w:r>
                   <w:rPr>
-                    <w:rFonts w:ascii="Times New Roman" w:eastAsia="Times New Roman" w:hAnsi="Times New Roman" w:cs="Times New Roman"/>
+                    <w:rFonts w:ascii="Times New Roman" w:hAnsi="Times New Roman" w:cs="Times New Roman"/>
                     <w:noProof/>
                     <w:webHidden/>
-                    <w:kern w:val="0"/>
                     <w:sz w:val="28"/>
                     <w:szCs w:val="28"/>
-                    <w:lang w:eastAsia="uk-UA"/>
-                    <w14:ligatures w14:val="none"/>
                   </w:rPr>
                   <w:fldChar w:fldCharType="begin"/>
                 </w:r>
                 <w:r>
                   <w:rPr>
-                    <w:rFonts w:ascii="Times New Roman" w:eastAsia="Times New Roman" w:hAnsi="Times New Roman" w:cs="Times New Roman"/>
+                    <w:rFonts w:ascii="Times New Roman" w:hAnsi="Times New Roman" w:cs="Times New Roman"/>
                     <w:noProof/>
                     <w:webHidden/>
-                    <w:kern w:val="0"/>
                     <w:sz w:val="28"/>
                     <w:szCs w:val="28"/>
-                    <w:lang w:eastAsia="uk-UA"/>
-                    <w14:ligatures w14:val="none"/>
                   </w:rPr>
-                  <w:instrText xml:space="preserve"> PAGEREF _Toc201963972 \h </w:instrText>
+                  <w:instrText xml:space="preserve"> PAGEREF _Toc234513819 \h </w:instrText>
                 </w:r>
                 <w:r>
                   <w:rPr>
-                    <w:rFonts w:ascii="Times New Roman" w:eastAsia="Times New Roman" w:hAnsi="Times New Roman" w:cs="Times New Roman"/>
+                    <w:rFonts w:ascii="Times New Roman" w:hAnsi="Times New Roman" w:cs="Times New Roman"/>
                     <w:noProof/>
                     <w:webHidden/>
-                    <w:kern w:val="0"/>
                     <w:sz w:val="28"/>
                     <w:szCs w:val="28"/>
-                    <w:lang w:eastAsia="uk-UA"/>
-                    <w14:ligatures w14:val="none"/>
                   </w:rPr>
                 </w:r>
                 <w:r>
                   <w:rPr>
-                    <w:rFonts w:ascii="Times New Roman" w:eastAsia="Times New Roman" w:hAnsi="Times New Roman" w:cs="Times New Roman"/>
+                    <w:rFonts w:ascii="Times New Roman" w:hAnsi="Times New Roman" w:cs="Times New Roman"/>
                     <w:noProof/>
                     <w:webHidden/>
-                    <w:kern w:val="0"/>
                     <w:sz w:val="28"/>
                     <w:szCs w:val="28"/>
-                    <w:lang w:eastAsia="uk-UA"/>
-                    <w14:ligatures w14:val="none"/>
                   </w:rPr>
                   <w:fldChar w:fldCharType="separate"/>
                 </w:r>
                 <w:r>
                   <w:rPr>
-                    <w:rFonts w:ascii="Times New Roman" w:eastAsia="Times New Roman" w:hAnsi="Times New Roman" w:cs="Times New Roman"/>
+                    <w:rFonts w:ascii="Times New Roman" w:hAnsi="Times New Roman" w:cs="Times New Roman"/>
                     <w:noProof/>
                     <w:webHidden/>
-                    <w:kern w:val="0"/>
                     <w:sz w:val="28"/>
                     <w:szCs w:val="28"/>
-                    <w:lang w:eastAsia="uk-UA"/>
-                    <w14:ligatures w14:val="none"/>
                   </w:rPr>
-                  <w:t>83</w:t>
+                  <w:t>3</w:t>
                 </w:r>
                 <w:r>
                   <w:rPr>
-                    <w:rFonts w:ascii="Times New Roman" w:eastAsia="Times New Roman" w:hAnsi="Times New Roman" w:cs="Times New Roman"/>
+                    <w:rFonts w:ascii="Times New Roman" w:hAnsi="Times New Roman" w:cs="Times New Roman"/>
                     <w:noProof/>
                     <w:webHidden/>
-                    <w:kern w:val="0"/>
                     <w:sz w:val="28"/>
                     <w:szCs w:val="28"/>
-                    <w:lang w:eastAsia="uk-UA"/>
-                    <w14:ligatures w14:val="none"/>
                   </w:rPr>
                   <w:fldChar w:fldCharType="end"/>
                 </w:r>
@@ -1192,121 +1134,94 @@
             </w:p>
             <w:p>
               <w:pPr>
+                <w:pStyle w:val="21"/>
                 <w:tabs>
                   <w:tab w:val="right" w:leader="dot" w:pos="9911"/>
                 </w:tabs>
-                <w:spacing w:after="100"/>
-                <w:ind w:firstLine="709"/>
                 <w:rPr>
-                  <w:rFonts w:ascii="Times New Roman" w:eastAsiaTheme="minorEastAsia" w:hAnsi="Times New Roman" w:cs="Times New Roman"/>
+                  <w:rFonts w:ascii="Times New Roman" w:hAnsi="Times New Roman" w:cs="Times New Roman"/>
                   <w:noProof/>
-                  <w:kern w:val="0"/>
                   <w:sz w:val="28"/>
                   <w:szCs w:val="28"/>
-                  <w:lang w:eastAsia="uk-UA"/>
-                  <w14:ligatures w14:val="none"/>
                 </w:rPr>
               </w:pPr>
-              <w:hyperlink w:anchor="_Toc201963973" w:history="1">
+              <w:hyperlink w:anchor="_Toc234513820" w:history="1">
                 <w:r>
                   <w:rPr>
+                    <w:rStyle w:val="af0"/>
                     <w:rFonts w:ascii="Times New Roman" w:eastAsia="Times New Roman" w:hAnsi="Times New Roman" w:cs="Times New Roman"/>
                     <w:noProof/>
-                    <w:kern w:val="0"/>
                     <w:sz w:val="28"/>
                     <w:szCs w:val="28"/>
-                    <w:lang w:eastAsia="uk-UA"/>
-                    <w14:ligatures w14:val="none"/>
                   </w:rPr>
-                  <w:t>1.1 Призначення документа</w:t>
+                  <w:t>1.3 Цільова аудиторія</w:t>
                 </w:r>
                 <w:r>
                   <w:rPr>
-                    <w:rFonts w:ascii="Times New Roman" w:eastAsiaTheme="minorEastAsia" w:hAnsi="Times New Roman" w:cs="Times New Roman"/>
+                    <w:rFonts w:ascii="Times New Roman" w:hAnsi="Times New Roman" w:cs="Times New Roman"/>
                     <w:noProof/>
                     <w:webHidden/>
-                    <w:kern w:val="0"/>
                     <w:sz w:val="28"/>
                     <w:szCs w:val="28"/>
-                    <w:lang w:eastAsia="uk-UA"/>
-                    <w14:ligatures w14:val="none"/>
                   </w:rPr>
                   <w:tab/>
                 </w:r>
                 <w:r>
                   <w:rPr>
-                    <w:rFonts w:ascii="Times New Roman" w:eastAsiaTheme="minorEastAsia" w:hAnsi="Times New Roman" w:cs="Times New Roman"/>
+                    <w:rFonts w:ascii="Times New Roman" w:hAnsi="Times New Roman" w:cs="Times New Roman"/>
                     <w:noProof/>
                     <w:webHidden/>
-                    <w:kern w:val="0"/>
                     <w:sz w:val="28"/>
                     <w:szCs w:val="28"/>
-                    <w:lang w:eastAsia="uk-UA"/>
-                    <w14:ligatures w14:val="none"/>
                   </w:rPr>
                   <w:fldChar w:fldCharType="begin"/>
                 </w:r>
                 <w:r>
                   <w:rPr>
-                    <w:rFonts w:ascii="Times New Roman" w:eastAsiaTheme="minorEastAsia" w:hAnsi="Times New Roman" w:cs="Times New Roman"/>
+                    <w:rFonts w:ascii="Times New Roman" w:hAnsi="Times New Roman" w:cs="Times New Roman"/>
                     <w:noProof/>
                     <w:webHidden/>
-                    <w:kern w:val="0"/>
                     <w:sz w:val="28"/>
                     <w:szCs w:val="28"/>
-                    <w:lang w:eastAsia="uk-UA"/>
-                    <w14:ligatures w14:val="none"/>
                   </w:rPr>
-                  <w:instrText xml:space="preserve"> PAGEREF _Toc201963973 \h </w:instrText>
+                  <w:instrText xml:space="preserve"> PAGEREF _Toc234513820 \h </w:instrText>
                 </w:r>
                 <w:r>
                   <w:rPr>
-                    <w:rFonts w:ascii="Times New Roman" w:eastAsiaTheme="minorEastAsia" w:hAnsi="Times New Roman" w:cs="Times New Roman"/>
+                    <w:rFonts w:ascii="Times New Roman" w:hAnsi="Times New Roman" w:cs="Times New Roman"/>
                     <w:noProof/>
                     <w:webHidden/>
-                    <w:kern w:val="0"/>
                     <w:sz w:val="28"/>
                     <w:szCs w:val="28"/>
-                    <w:lang w:eastAsia="uk-UA"/>
-                    <w14:ligatures w14:val="none"/>
                   </w:rPr>
                 </w:r>
                 <w:r>
                   <w:rPr>
-                    <w:rFonts w:ascii="Times New Roman" w:eastAsiaTheme="minorEastAsia" w:hAnsi="Times New Roman" w:cs="Times New Roman"/>
+                    <w:rFonts w:ascii="Times New Roman" w:hAnsi="Times New Roman" w:cs="Times New Roman"/>
                     <w:noProof/>
                     <w:webHidden/>
-                    <w:kern w:val="0"/>
                     <w:sz w:val="28"/>
                     <w:szCs w:val="28"/>
-                    <w:lang w:eastAsia="uk-UA"/>
-                    <w14:ligatures w14:val="none"/>
                   </w:rPr>
                   <w:fldChar w:fldCharType="separate"/>
                 </w:r>
                 <w:r>
                   <w:rPr>
-                    <w:rFonts w:ascii="Times New Roman" w:eastAsiaTheme="minorEastAsia" w:hAnsi="Times New Roman" w:cs="Times New Roman"/>
+                    <w:rFonts w:ascii="Times New Roman" w:hAnsi="Times New Roman" w:cs="Times New Roman"/>
                     <w:noProof/>
                     <w:webHidden/>
-                    <w:kern w:val="0"/>
                     <w:sz w:val="28"/>
                     <w:szCs w:val="28"/>
-                    <w:lang w:eastAsia="uk-UA"/>
-                    <w14:ligatures w14:val="none"/>
                   </w:rPr>
-                  <w:t>83</w:t>
+                  <w:t>5</w:t>
                 </w:r>
                 <w:r>
                   <w:rPr>
-                    <w:rFonts w:ascii="Times New Roman" w:eastAsiaTheme="minorEastAsia" w:hAnsi="Times New Roman" w:cs="Times New Roman"/>
+                    <w:rFonts w:ascii="Times New Roman" w:hAnsi="Times New Roman" w:cs="Times New Roman"/>
                     <w:noProof/>
                     <w:webHidden/>
-                    <w:kern w:val="0"/>
                     <w:sz w:val="28"/>
                     <w:szCs w:val="28"/>
-                    <w:lang w:eastAsia="uk-UA"/>
-                    <w14:ligatures w14:val="none"/>
                   </w:rPr>
                   <w:fldChar w:fldCharType="end"/>
                 </w:r>
@@ -1314,121 +1229,94 @@
             </w:p>
             <w:p>
               <w:pPr>
+                <w:pStyle w:val="21"/>
                 <w:tabs>
                   <w:tab w:val="right" w:leader="dot" w:pos="9911"/>
                 </w:tabs>
-                <w:spacing w:after="100"/>
-                <w:ind w:firstLine="709"/>
                 <w:rPr>
-                  <w:rFonts w:ascii="Times New Roman" w:eastAsiaTheme="minorEastAsia" w:hAnsi="Times New Roman" w:cs="Times New Roman"/>
+                  <w:rFonts w:ascii="Times New Roman" w:hAnsi="Times New Roman" w:cs="Times New Roman"/>
                   <w:noProof/>
-                  <w:kern w:val="0"/>
                   <w:sz w:val="28"/>
                   <w:szCs w:val="28"/>
-                  <w:lang w:eastAsia="uk-UA"/>
-                  <w14:ligatures w14:val="none"/>
                 </w:rPr>
               </w:pPr>
-              <w:hyperlink w:anchor="_Toc201963974" w:history="1">
+              <w:hyperlink w:anchor="_Toc234513821" w:history="1">
                 <w:r>
                   <w:rPr>
+                    <w:rStyle w:val="af0"/>
                     <w:rFonts w:ascii="Times New Roman" w:eastAsia="Times New Roman" w:hAnsi="Times New Roman" w:cs="Times New Roman"/>
                     <w:noProof/>
-                    <w:kern w:val="0"/>
                     <w:sz w:val="28"/>
                     <w:szCs w:val="28"/>
-                    <w:lang w:eastAsia="uk-UA"/>
-                    <w14:ligatures w14:val="none"/>
                   </w:rPr>
-                  <w:t>1.2 Область застосування</w:t>
+                  <w:t>1.4 Терміни, скорочення та абревіатури</w:t>
                 </w:r>
                 <w:r>
                   <w:rPr>
-                    <w:rFonts w:ascii="Times New Roman" w:eastAsiaTheme="minorEastAsia" w:hAnsi="Times New Roman" w:cs="Times New Roman"/>
+                    <w:rFonts w:ascii="Times New Roman" w:hAnsi="Times New Roman" w:cs="Times New Roman"/>
                     <w:noProof/>
                     <w:webHidden/>
-                    <w:kern w:val="0"/>
                     <w:sz w:val="28"/>
                     <w:szCs w:val="28"/>
-                    <w:lang w:eastAsia="uk-UA"/>
-                    <w14:ligatures w14:val="none"/>
                   </w:rPr>
                   <w:tab/>
                 </w:r>
                 <w:r>
                   <w:rPr>
-                    <w:rFonts w:ascii="Times New Roman" w:eastAsiaTheme="minorEastAsia" w:hAnsi="Times New Roman" w:cs="Times New Roman"/>
+                    <w:rFonts w:ascii="Times New Roman" w:hAnsi="Times New Roman" w:cs="Times New Roman"/>
                     <w:noProof/>
                     <w:webHidden/>
-                    <w:kern w:val="0"/>
                     <w:sz w:val="28"/>
                     <w:szCs w:val="28"/>
-                    <w:lang w:eastAsia="uk-UA"/>
-                    <w14:ligatures w14:val="none"/>
                   </w:rPr>
                   <w:fldChar w:fldCharType="begin"/>
                 </w:r>
                 <w:r>
                   <w:rPr>
-                    <w:rFonts w:ascii="Times New Roman" w:eastAsiaTheme="minorEastAsia" w:hAnsi="Times New Roman" w:cs="Times New Roman"/>
+                    <w:rFonts w:ascii="Times New Roman" w:hAnsi="Times New Roman" w:cs="Times New Roman"/>
                     <w:noProof/>
                     <w:webHidden/>
-                    <w:kern w:val="0"/>
                     <w:sz w:val="28"/>
                     <w:szCs w:val="28"/>
-                    <w:lang w:eastAsia="uk-UA"/>
-                    <w14:ligatures w14:val="none"/>
                   </w:rPr>
-                  <w:instrText xml:space="preserve"> PAGEREF _Toc201963974 \h </w:instrText>
+                  <w:instrText xml:space="preserve"> PAGEREF _Toc234513821 \h </w:instrText>
                 </w:r>
                 <w:r>
                   <w:rPr>
-                    <w:rFonts w:ascii="Times New Roman" w:eastAsiaTheme="minorEastAsia" w:hAnsi="Times New Roman" w:cs="Times New Roman"/>
+                    <w:rFonts w:ascii="Times New Roman" w:hAnsi="Times New Roman" w:cs="Times New Roman"/>
                     <w:noProof/>
                     <w:webHidden/>
-                    <w:kern w:val="0"/>
                     <w:sz w:val="28"/>
                     <w:szCs w:val="28"/>
-                    <w:lang w:eastAsia="uk-UA"/>
-                    <w14:ligatures w14:val="none"/>
                   </w:rPr>
                 </w:r>
                 <w:r>
                   <w:rPr>
-                    <w:rFonts w:ascii="Times New Roman" w:eastAsiaTheme="minorEastAsia" w:hAnsi="Times New Roman" w:cs="Times New Roman"/>
+                    <w:rFonts w:ascii="Times New Roman" w:hAnsi="Times New Roman" w:cs="Times New Roman"/>
                     <w:noProof/>
                     <w:webHidden/>
-                    <w:kern w:val="0"/>
                     <w:sz w:val="28"/>
                     <w:szCs w:val="28"/>
-                    <w:lang w:eastAsia="uk-UA"/>
-                    <w14:ligatures w14:val="none"/>
                   </w:rPr>
                   <w:fldChar w:fldCharType="separate"/>
                 </w:r>
                 <w:r>
                   <w:rPr>
-                    <w:rFonts w:ascii="Times New Roman" w:eastAsiaTheme="minorEastAsia" w:hAnsi="Times New Roman" w:cs="Times New Roman"/>
+                    <w:rFonts w:ascii="Times New Roman" w:hAnsi="Times New Roman" w:cs="Times New Roman"/>
                     <w:noProof/>
                     <w:webHidden/>
-                    <w:kern w:val="0"/>
                     <w:sz w:val="28"/>
                     <w:szCs w:val="28"/>
-                    <w:lang w:eastAsia="uk-UA"/>
-                    <w14:ligatures w14:val="none"/>
                   </w:rPr>
-                  <w:t>83</w:t>
+                  <w:t>5</w:t>
                 </w:r>
                 <w:r>
                   <w:rPr>
-                    <w:rFonts w:ascii="Times New Roman" w:eastAsiaTheme="minorEastAsia" w:hAnsi="Times New Roman" w:cs="Times New Roman"/>
+                    <w:rFonts w:ascii="Times New Roman" w:hAnsi="Times New Roman" w:cs="Times New Roman"/>
                     <w:noProof/>
                     <w:webHidden/>
-                    <w:kern w:val="0"/>
                     <w:sz w:val="28"/>
                     <w:szCs w:val="28"/>
-                    <w:lang w:eastAsia="uk-UA"/>
-                    <w14:ligatures w14:val="none"/>
                   </w:rPr>
                   <w:fldChar w:fldCharType="end"/>
                 </w:r>
@@ -1436,121 +1324,94 @@
             </w:p>
             <w:p>
               <w:pPr>
+                <w:pStyle w:val="21"/>
                 <w:tabs>
                   <w:tab w:val="right" w:leader="dot" w:pos="9911"/>
                 </w:tabs>
-                <w:spacing w:after="100"/>
-                <w:ind w:firstLine="709"/>
                 <w:rPr>
-                  <w:rFonts w:ascii="Times New Roman" w:eastAsiaTheme="minorEastAsia" w:hAnsi="Times New Roman" w:cs="Times New Roman"/>
+                  <w:rFonts w:ascii="Times New Roman" w:hAnsi="Times New Roman" w:cs="Times New Roman"/>
                   <w:noProof/>
-                  <w:kern w:val="0"/>
                   <w:sz w:val="28"/>
                   <w:szCs w:val="28"/>
-                  <w:lang w:eastAsia="uk-UA"/>
-                  <w14:ligatures w14:val="none"/>
                 </w:rPr>
               </w:pPr>
-              <w:hyperlink w:anchor="_Toc201963975" w:history="1">
+              <w:hyperlink w:anchor="_Toc234513822" w:history="1">
                 <w:r>
                   <w:rPr>
+                    <w:rStyle w:val="af0"/>
                     <w:rFonts w:ascii="Times New Roman" w:eastAsia="Times New Roman" w:hAnsi="Times New Roman" w:cs="Times New Roman"/>
                     <w:noProof/>
-                    <w:kern w:val="0"/>
                     <w:sz w:val="28"/>
                     <w:szCs w:val="28"/>
-                    <w:lang w:eastAsia="uk-UA"/>
-                    <w14:ligatures w14:val="none"/>
                   </w:rPr>
-                  <w:t>1.3 Цільова аудиторія</w:t>
+                  <w:t>1.5 Огляд документа</w:t>
                 </w:r>
                 <w:r>
                   <w:rPr>
-                    <w:rFonts w:ascii="Times New Roman" w:eastAsiaTheme="minorEastAsia" w:hAnsi="Times New Roman" w:cs="Times New Roman"/>
+                    <w:rFonts w:ascii="Times New Roman" w:hAnsi="Times New Roman" w:cs="Times New Roman"/>
                     <w:noProof/>
                     <w:webHidden/>
-                    <w:kern w:val="0"/>
                     <w:sz w:val="28"/>
                     <w:szCs w:val="28"/>
-                    <w:lang w:eastAsia="uk-UA"/>
-                    <w14:ligatures w14:val="none"/>
                   </w:rPr>
                   <w:tab/>
                 </w:r>
                 <w:r>
                   <w:rPr>
-                    <w:rFonts w:ascii="Times New Roman" w:eastAsiaTheme="minorEastAsia" w:hAnsi="Times New Roman" w:cs="Times New Roman"/>
+                    <w:rFonts w:ascii="Times New Roman" w:hAnsi="Times New Roman" w:cs="Times New Roman"/>
                     <w:noProof/>
                     <w:webHidden/>
-                    <w:kern w:val="0"/>
                     <w:sz w:val="28"/>
                     <w:szCs w:val="28"/>
-                    <w:lang w:eastAsia="uk-UA"/>
-                    <w14:ligatures w14:val="none"/>
                   </w:rPr>
                   <w:fldChar w:fldCharType="begin"/>
                 </w:r>
                 <w:r>
                   <w:rPr>
-                    <w:rFonts w:ascii="Times New Roman" w:eastAsiaTheme="minorEastAsia" w:hAnsi="Times New Roman" w:cs="Times New Roman"/>
+                    <w:rFonts w:ascii="Times New Roman" w:hAnsi="Times New Roman" w:cs="Times New Roman"/>
                     <w:noProof/>
                     <w:webHidden/>
-                    <w:kern w:val="0"/>
                     <w:sz w:val="28"/>
                     <w:szCs w:val="28"/>
-                    <w:lang w:eastAsia="uk-UA"/>
-                    <w14:ligatures w14:val="none"/>
                   </w:rPr>
-                  <w:instrText xml:space="preserve"> PAGEREF _Toc201963975 \h </w:instrText>
+                  <w:instrText xml:space="preserve"> PAGEREF _Toc234513822 \h </w:instrText>
                 </w:r>
                 <w:r>
                   <w:rPr>
-                    <w:rFonts w:ascii="Times New Roman" w:eastAsiaTheme="minorEastAsia" w:hAnsi="Times New Roman" w:cs="Times New Roman"/>
+                    <w:rFonts w:ascii="Times New Roman" w:hAnsi="Times New Roman" w:cs="Times New Roman"/>
                     <w:noProof/>
                     <w:webHidden/>
-                    <w:kern w:val="0"/>
                     <w:sz w:val="28"/>
                     <w:szCs w:val="28"/>
-                    <w:lang w:eastAsia="uk-UA"/>
-                    <w14:ligatures w14:val="none"/>
                   </w:rPr>
                 </w:r>
                 <w:r>
                   <w:rPr>
-                    <w:rFonts w:ascii="Times New Roman" w:eastAsiaTheme="minorEastAsia" w:hAnsi="Times New Roman" w:cs="Times New Roman"/>
+                    <w:rFonts w:ascii="Times New Roman" w:hAnsi="Times New Roman" w:cs="Times New Roman"/>
                     <w:noProof/>
                     <w:webHidden/>
-                    <w:kern w:val="0"/>
                     <w:sz w:val="28"/>
                     <w:szCs w:val="28"/>
-                    <w:lang w:eastAsia="uk-UA"/>
-                    <w14:ligatures w14:val="none"/>
                   </w:rPr>
                   <w:fldChar w:fldCharType="separate"/>
                 </w:r>
                 <w:r>
                   <w:rPr>
-                    <w:rFonts w:ascii="Times New Roman" w:eastAsiaTheme="minorEastAsia" w:hAnsi="Times New Roman" w:cs="Times New Roman"/>
+                    <w:rFonts w:ascii="Times New Roman" w:hAnsi="Times New Roman" w:cs="Times New Roman"/>
                     <w:noProof/>
                     <w:webHidden/>
-                    <w:kern w:val="0"/>
                     <w:sz w:val="28"/>
                     <w:szCs w:val="28"/>
-                    <w:lang w:eastAsia="uk-UA"/>
-                    <w14:ligatures w14:val="none"/>
                   </w:rPr>
-                  <w:t>84</w:t>
+                  <w:t>7</w:t>
                 </w:r>
                 <w:r>
                   <w:rPr>
-                    <w:rFonts w:ascii="Times New Roman" w:eastAsiaTheme="minorEastAsia" w:hAnsi="Times New Roman" w:cs="Times New Roman"/>
+                    <w:rFonts w:ascii="Times New Roman" w:hAnsi="Times New Roman" w:cs="Times New Roman"/>
                     <w:noProof/>
                     <w:webHidden/>
-                    <w:kern w:val="0"/>
                     <w:sz w:val="28"/>
                     <w:szCs w:val="28"/>
-                    <w:lang w:eastAsia="uk-UA"/>
-                    <w14:ligatures w14:val="none"/>
                   </w:rPr>
                   <w:fldChar w:fldCharType="end"/>
                 </w:r>
@@ -1558,121 +1419,94 @@
             </w:p>
             <w:p>
               <w:pPr>
+                <w:pStyle w:val="11"/>
                 <w:tabs>
                   <w:tab w:val="right" w:leader="dot" w:pos="9911"/>
                 </w:tabs>
-                <w:spacing w:after="100"/>
-                <w:ind w:firstLine="709"/>
                 <w:rPr>
-                  <w:rFonts w:ascii="Times New Roman" w:eastAsiaTheme="minorEastAsia" w:hAnsi="Times New Roman" w:cs="Times New Roman"/>
+                  <w:rFonts w:ascii="Times New Roman" w:hAnsi="Times New Roman" w:cs="Times New Roman"/>
                   <w:noProof/>
-                  <w:kern w:val="0"/>
                   <w:sz w:val="28"/>
                   <w:szCs w:val="28"/>
-                  <w:lang w:eastAsia="uk-UA"/>
-                  <w14:ligatures w14:val="none"/>
                 </w:rPr>
               </w:pPr>
-              <w:hyperlink w:anchor="_Toc201963976" w:history="1">
+              <w:hyperlink w:anchor="_Toc234513823" w:history="1">
                 <w:r>
                   <w:rPr>
+                    <w:rStyle w:val="af0"/>
                     <w:rFonts w:ascii="Times New Roman" w:eastAsia="Times New Roman" w:hAnsi="Times New Roman" w:cs="Times New Roman"/>
                     <w:noProof/>
-                    <w:kern w:val="0"/>
                     <w:sz w:val="28"/>
                     <w:szCs w:val="28"/>
-                    <w:lang w:eastAsia="uk-UA"/>
-                    <w14:ligatures w14:val="none"/>
                   </w:rPr>
-                  <w:t>1.4 Терміни, скорочення та абревіатури</w:t>
+                  <w:t>2 Загальний опис</w:t>
                 </w:r>
                 <w:r>
                   <w:rPr>
-                    <w:rFonts w:ascii="Times New Roman" w:eastAsiaTheme="minorEastAsia" w:hAnsi="Times New Roman" w:cs="Times New Roman"/>
+                    <w:rFonts w:ascii="Times New Roman" w:hAnsi="Times New Roman" w:cs="Times New Roman"/>
                     <w:noProof/>
                     <w:webHidden/>
-                    <w:kern w:val="0"/>
                     <w:sz w:val="28"/>
                     <w:szCs w:val="28"/>
-                    <w:lang w:eastAsia="uk-UA"/>
-                    <w14:ligatures w14:val="none"/>
                   </w:rPr>
                   <w:tab/>
                 </w:r>
                 <w:r>
                   <w:rPr>
-                    <w:rFonts w:ascii="Times New Roman" w:eastAsiaTheme="minorEastAsia" w:hAnsi="Times New Roman" w:cs="Times New Roman"/>
+                    <w:rFonts w:ascii="Times New Roman" w:hAnsi="Times New Roman" w:cs="Times New Roman"/>
                     <w:noProof/>
                     <w:webHidden/>
-                    <w:kern w:val="0"/>
                     <w:sz w:val="28"/>
                     <w:szCs w:val="28"/>
-                    <w:lang w:eastAsia="uk-UA"/>
-                    <w14:ligatures w14:val="none"/>
                   </w:rPr>
                   <w:fldChar w:fldCharType="begin"/>
                 </w:r>
                 <w:r>
                   <w:rPr>
-                    <w:rFonts w:ascii="Times New Roman" w:eastAsiaTheme="minorEastAsia" w:hAnsi="Times New Roman" w:cs="Times New Roman"/>
+                    <w:rFonts w:ascii="Times New Roman" w:hAnsi="Times New Roman" w:cs="Times New Roman"/>
                     <w:noProof/>
                     <w:webHidden/>
-                    <w:kern w:val="0"/>
                     <w:sz w:val="28"/>
                     <w:szCs w:val="28"/>
-                    <w:lang w:eastAsia="uk-UA"/>
-                    <w14:ligatures w14:val="none"/>
                   </w:rPr>
-                  <w:instrText xml:space="preserve"> PAGEREF _Toc201963976 \h </w:instrText>
+                  <w:instrText xml:space="preserve"> PAGEREF _Toc234513823 \h </w:instrText>
                 </w:r>
                 <w:r>
                   <w:rPr>
-                    <w:rFonts w:ascii="Times New Roman" w:eastAsiaTheme="minorEastAsia" w:hAnsi="Times New Roman" w:cs="Times New Roman"/>
+                    <w:rFonts w:ascii="Times New Roman" w:hAnsi="Times New Roman" w:cs="Times New Roman"/>
                     <w:noProof/>
                     <w:webHidden/>
-                    <w:kern w:val="0"/>
                     <w:sz w:val="28"/>
                     <w:szCs w:val="28"/>
-                    <w:lang w:eastAsia="uk-UA"/>
-                    <w14:ligatures w14:val="none"/>
                   </w:rPr>
                 </w:r>
                 <w:r>
                   <w:rPr>
-                    <w:rFonts w:ascii="Times New Roman" w:eastAsiaTheme="minorEastAsia" w:hAnsi="Times New Roman" w:cs="Times New Roman"/>
+                    <w:rFonts w:ascii="Times New Roman" w:hAnsi="Times New Roman" w:cs="Times New Roman"/>
                     <w:noProof/>
                     <w:webHidden/>
-                    <w:kern w:val="0"/>
                     <w:sz w:val="28"/>
                     <w:szCs w:val="28"/>
-                    <w:lang w:eastAsia="uk-UA"/>
-                    <w14:ligatures w14:val="none"/>
                   </w:rPr>
                   <w:fldChar w:fldCharType="separate"/>
                 </w:r>
                 <w:r>
                   <w:rPr>
-                    <w:rFonts w:ascii="Times New Roman" w:eastAsiaTheme="minorEastAsia" w:hAnsi="Times New Roman" w:cs="Times New Roman"/>
+                    <w:rFonts w:ascii="Times New Roman" w:hAnsi="Times New Roman" w:cs="Times New Roman"/>
                     <w:noProof/>
                     <w:webHidden/>
-                    <w:kern w:val="0"/>
                     <w:sz w:val="28"/>
                     <w:szCs w:val="28"/>
-                    <w:lang w:eastAsia="uk-UA"/>
-                    <w14:ligatures w14:val="none"/>
                   </w:rPr>
-                  <w:t>85</w:t>
+                  <w:t>8</w:t>
                 </w:r>
                 <w:r>
                   <w:rPr>
-                    <w:rFonts w:ascii="Times New Roman" w:eastAsiaTheme="minorEastAsia" w:hAnsi="Times New Roman" w:cs="Times New Roman"/>
+                    <w:rFonts w:ascii="Times New Roman" w:hAnsi="Times New Roman" w:cs="Times New Roman"/>
                     <w:noProof/>
                     <w:webHidden/>
-                    <w:kern w:val="0"/>
                     <w:sz w:val="28"/>
                     <w:szCs w:val="28"/>
-                    <w:lang w:eastAsia="uk-UA"/>
-                    <w14:ligatures w14:val="none"/>
                   </w:rPr>
                   <w:fldChar w:fldCharType="end"/>
                 </w:r>
@@ -1680,121 +1514,105 @@
             </w:p>
             <w:p>
               <w:pPr>
+                <w:pStyle w:val="21"/>
                 <w:tabs>
                   <w:tab w:val="right" w:leader="dot" w:pos="9911"/>
                 </w:tabs>
-                <w:spacing w:after="100"/>
-                <w:ind w:firstLine="709"/>
                 <w:rPr>
-                  <w:rFonts w:ascii="Times New Roman" w:eastAsiaTheme="minorEastAsia" w:hAnsi="Times New Roman" w:cs="Times New Roman"/>
+                  <w:rFonts w:ascii="Times New Roman" w:hAnsi="Times New Roman" w:cs="Times New Roman"/>
                   <w:noProof/>
-                  <w:kern w:val="0"/>
                   <w:sz w:val="28"/>
                   <w:szCs w:val="28"/>
-                  <w:lang w:eastAsia="uk-UA"/>
-                  <w14:ligatures w14:val="none"/>
                 </w:rPr>
               </w:pPr>
-              <w:hyperlink w:anchor="_Toc201963977" w:history="1">
+              <w:hyperlink w:anchor="_Toc234513824" w:history="1">
                 <w:r>
                   <w:rPr>
+                    <w:rStyle w:val="af0"/>
                     <w:rFonts w:ascii="Times New Roman" w:eastAsia="Times New Roman" w:hAnsi="Times New Roman" w:cs="Times New Roman"/>
                     <w:noProof/>
-                    <w:kern w:val="0"/>
                     <w:sz w:val="28"/>
                     <w:szCs w:val="28"/>
-                    <w:lang w:eastAsia="uk-UA"/>
-                    <w14:ligatures w14:val="none"/>
                   </w:rPr>
-                  <w:t>1.5 Огляд документа</w:t>
+                  <w:t xml:space="preserve">2.1 </w:t>
                 </w:r>
                 <w:r>
                   <w:rPr>
-                    <w:rFonts w:ascii="Times New Roman" w:eastAsiaTheme="minorEastAsia" w:hAnsi="Times New Roman" w:cs="Times New Roman"/>
+                    <w:rStyle w:val="af0"/>
+                    <w:rFonts w:ascii="Times New Roman" w:eastAsia="Times New Roman" w:hAnsi="Times New Roman" w:cs="Times New Roman"/>
+                    <w:noProof/>
+                    <w:sz w:val="28"/>
+                    <w:szCs w:val="28"/>
+                    <w:highlight w:val="white"/>
+                  </w:rPr>
+                  <w:t>Перспектива продукту</w:t>
+                </w:r>
+                <w:r>
+                  <w:rPr>
+                    <w:rFonts w:ascii="Times New Roman" w:hAnsi="Times New Roman" w:cs="Times New Roman"/>
                     <w:noProof/>
                     <w:webHidden/>
-                    <w:kern w:val="0"/>
                     <w:sz w:val="28"/>
                     <w:szCs w:val="28"/>
-                    <w:lang w:eastAsia="uk-UA"/>
-                    <w14:ligatures w14:val="none"/>
                   </w:rPr>
                   <w:tab/>
                 </w:r>
                 <w:r>
                   <w:rPr>
-                    <w:rFonts w:ascii="Times New Roman" w:eastAsiaTheme="minorEastAsia" w:hAnsi="Times New Roman" w:cs="Times New Roman"/>
+                    <w:rFonts w:ascii="Times New Roman" w:hAnsi="Times New Roman" w:cs="Times New Roman"/>
                     <w:noProof/>
                     <w:webHidden/>
-                    <w:kern w:val="0"/>
                     <w:sz w:val="28"/>
                     <w:szCs w:val="28"/>
-                    <w:lang w:eastAsia="uk-UA"/>
-                    <w14:ligatures w14:val="none"/>
                   </w:rPr>
                   <w:fldChar w:fldCharType="begin"/>
                 </w:r>
                 <w:r>
                   <w:rPr>
-                    <w:rFonts w:ascii="Times New Roman" w:eastAsiaTheme="minorEastAsia" w:hAnsi="Times New Roman" w:cs="Times New Roman"/>
+                    <w:rFonts w:ascii="Times New Roman" w:hAnsi="Times New Roman" w:cs="Times New Roman"/>
                     <w:noProof/>
                     <w:webHidden/>
-                    <w:kern w:val="0"/>
                     <w:sz w:val="28"/>
                     <w:szCs w:val="28"/>
-                    <w:lang w:eastAsia="uk-UA"/>
-                    <w14:ligatures w14:val="none"/>
                   </w:rPr>
-                  <w:instrText xml:space="preserve"> PAGEREF _Toc201963977 \h </w:instrText>
+                  <w:instrText xml:space="preserve"> PAGEREF _Toc234513824 \h </w:instrText>
                 </w:r>
                 <w:r>
                   <w:rPr>
-                    <w:rFonts w:ascii="Times New Roman" w:eastAsiaTheme="minorEastAsia" w:hAnsi="Times New Roman" w:cs="Times New Roman"/>
+                    <w:rFonts w:ascii="Times New Roman" w:hAnsi="Times New Roman" w:cs="Times New Roman"/>
                     <w:noProof/>
                     <w:webHidden/>
-                    <w:kern w:val="0"/>
                     <w:sz w:val="28"/>
                     <w:szCs w:val="28"/>
-                    <w:lang w:eastAsia="uk-UA"/>
-                    <w14:ligatures w14:val="none"/>
                   </w:rPr>
                 </w:r>
                 <w:r>
                   <w:rPr>
-                    <w:rFonts w:ascii="Times New Roman" w:eastAsiaTheme="minorEastAsia" w:hAnsi="Times New Roman" w:cs="Times New Roman"/>
+                    <w:rFonts w:ascii="Times New Roman" w:hAnsi="Times New Roman" w:cs="Times New Roman"/>
                     <w:noProof/>
                     <w:webHidden/>
-                    <w:kern w:val="0"/>
                     <w:sz w:val="28"/>
                     <w:szCs w:val="28"/>
-                    <w:lang w:eastAsia="uk-UA"/>
-                    <w14:ligatures w14:val="none"/>
                   </w:rPr>
                   <w:fldChar w:fldCharType="separate"/>
                 </w:r>
                 <w:r>
                   <w:rPr>
-                    <w:rFonts w:ascii="Times New Roman" w:eastAsiaTheme="minorEastAsia" w:hAnsi="Times New Roman" w:cs="Times New Roman"/>
+                    <w:rFonts w:ascii="Times New Roman" w:hAnsi="Times New Roman" w:cs="Times New Roman"/>
                     <w:noProof/>
                     <w:webHidden/>
-                    <w:kern w:val="0"/>
                     <w:sz w:val="28"/>
                     <w:szCs w:val="28"/>
-                    <w:lang w:eastAsia="uk-UA"/>
-                    <w14:ligatures w14:val="none"/>
                   </w:rPr>
-                  <w:t>86</w:t>
+                  <w:t>8</w:t>
                 </w:r>
                 <w:r>
                   <w:rPr>
-                    <w:rFonts w:ascii="Times New Roman" w:eastAsiaTheme="minorEastAsia" w:hAnsi="Times New Roman" w:cs="Times New Roman"/>
+                    <w:rFonts w:ascii="Times New Roman" w:hAnsi="Times New Roman" w:cs="Times New Roman"/>
                     <w:noProof/>
                     <w:webHidden/>
-                    <w:kern w:val="0"/>
                     <w:sz w:val="28"/>
                     <w:szCs w:val="28"/>
-                    <w:lang w:eastAsia="uk-UA"/>
-                    <w14:ligatures w14:val="none"/>
                   </w:rPr>
                   <w:fldChar w:fldCharType="end"/>
                 </w:r>
@@ -1802,121 +1620,94 @@
             </w:p>
             <w:p>
               <w:pPr>
+                <w:pStyle w:val="21"/>
                 <w:tabs>
                   <w:tab w:val="right" w:leader="dot" w:pos="9911"/>
                 </w:tabs>
-                <w:spacing w:after="100" w:line="360" w:lineRule="auto"/>
-                <w:jc w:val="both"/>
                 <w:rPr>
-                  <w:rFonts w:ascii="Times New Roman" w:eastAsiaTheme="minorEastAsia" w:hAnsi="Times New Roman" w:cs="Times New Roman"/>
+                  <w:rFonts w:ascii="Times New Roman" w:hAnsi="Times New Roman" w:cs="Times New Roman"/>
                   <w:noProof/>
-                  <w:kern w:val="0"/>
                   <w:sz w:val="28"/>
                   <w:szCs w:val="28"/>
-                  <w:lang w:eastAsia="uk-UA"/>
-                  <w14:ligatures w14:val="none"/>
                 </w:rPr>
               </w:pPr>
-              <w:hyperlink w:anchor="_Toc201963978" w:history="1">
+              <w:hyperlink w:anchor="_Toc234513825" w:history="1">
                 <w:r>
                   <w:rPr>
+                    <w:rStyle w:val="af0"/>
                     <w:rFonts w:ascii="Times New Roman" w:eastAsia="Times New Roman" w:hAnsi="Times New Roman" w:cs="Times New Roman"/>
                     <w:noProof/>
-                    <w:kern w:val="0"/>
                     <w:sz w:val="28"/>
                     <w:szCs w:val="28"/>
-                    <w:lang w:eastAsia="uk-UA"/>
-                    <w14:ligatures w14:val="none"/>
                   </w:rPr>
-                  <w:t>2. Загальний опис</w:t>
+                  <w:t>2.3 Характеристики користувачів</w:t>
                 </w:r>
                 <w:r>
                   <w:rPr>
-                    <w:rFonts w:ascii="Times New Roman" w:eastAsia="Times New Roman" w:hAnsi="Times New Roman" w:cs="Times New Roman"/>
+                    <w:rFonts w:ascii="Times New Roman" w:hAnsi="Times New Roman" w:cs="Times New Roman"/>
                     <w:noProof/>
                     <w:webHidden/>
-                    <w:kern w:val="0"/>
                     <w:sz w:val="28"/>
                     <w:szCs w:val="28"/>
-                    <w:lang w:eastAsia="uk-UA"/>
-                    <w14:ligatures w14:val="none"/>
                   </w:rPr>
                   <w:tab/>
                 </w:r>
                 <w:r>
                   <w:rPr>
-                    <w:rFonts w:ascii="Times New Roman" w:eastAsia="Times New Roman" w:hAnsi="Times New Roman" w:cs="Times New Roman"/>
+                    <w:rFonts w:ascii="Times New Roman" w:hAnsi="Times New Roman" w:cs="Times New Roman"/>
                     <w:noProof/>
                     <w:webHidden/>
-                    <w:kern w:val="0"/>
                     <w:sz w:val="28"/>
                     <w:szCs w:val="28"/>
-                    <w:lang w:eastAsia="uk-UA"/>
-                    <w14:ligatures w14:val="none"/>
                   </w:rPr>
                   <w:fldChar w:fldCharType="begin"/>
                 </w:r>
                 <w:r>
                   <w:rPr>
-                    <w:rFonts w:ascii="Times New Roman" w:eastAsia="Times New Roman" w:hAnsi="Times New Roman" w:cs="Times New Roman"/>
+                    <w:rFonts w:ascii="Times New Roman" w:hAnsi="Times New Roman" w:cs="Times New Roman"/>
                     <w:noProof/>
                     <w:webHidden/>
-                    <w:kern w:val="0"/>
                     <w:sz w:val="28"/>
                     <w:szCs w:val="28"/>
-                    <w:lang w:eastAsia="uk-UA"/>
-                    <w14:ligatures w14:val="none"/>
                   </w:rPr>
-                  <w:instrText xml:space="preserve"> PAGEREF _Toc201963978 \h </w:instrText>
+                  <w:instrText xml:space="preserve"> PAGEREF _Toc234513825 \h </w:instrText>
                 </w:r>
                 <w:r>
                   <w:rPr>
-                    <w:rFonts w:ascii="Times New Roman" w:eastAsia="Times New Roman" w:hAnsi="Times New Roman" w:cs="Times New Roman"/>
+                    <w:rFonts w:ascii="Times New Roman" w:hAnsi="Times New Roman" w:cs="Times New Roman"/>
                     <w:noProof/>
                     <w:webHidden/>
-                    <w:kern w:val="0"/>
                     <w:sz w:val="28"/>
                     <w:szCs w:val="28"/>
-                    <w:lang w:eastAsia="uk-UA"/>
-                    <w14:ligatures w14:val="none"/>
                   </w:rPr>
                 </w:r>
                 <w:r>
                   <w:rPr>
-                    <w:rFonts w:ascii="Times New Roman" w:eastAsia="Times New Roman" w:hAnsi="Times New Roman" w:cs="Times New Roman"/>
+                    <w:rFonts w:ascii="Times New Roman" w:hAnsi="Times New Roman" w:cs="Times New Roman"/>
                     <w:noProof/>
                     <w:webHidden/>
-                    <w:kern w:val="0"/>
                     <w:sz w:val="28"/>
                     <w:szCs w:val="28"/>
-                    <w:lang w:eastAsia="uk-UA"/>
-                    <w14:ligatures w14:val="none"/>
                   </w:rPr>
                   <w:fldChar w:fldCharType="separate"/>
                 </w:r>
                 <w:r>
                   <w:rPr>
-                    <w:rFonts w:ascii="Times New Roman" w:eastAsia="Times New Roman" w:hAnsi="Times New Roman" w:cs="Times New Roman"/>
+                    <w:rFonts w:ascii="Times New Roman" w:hAnsi="Times New Roman" w:cs="Times New Roman"/>
                     <w:noProof/>
                     <w:webHidden/>
-                    <w:kern w:val="0"/>
                     <w:sz w:val="28"/>
                     <w:szCs w:val="28"/>
-                    <w:lang w:eastAsia="uk-UA"/>
-                    <w14:ligatures w14:val="none"/>
                   </w:rPr>
-                  <w:t>88</w:t>
+                  <w:t>10</w:t>
                 </w:r>
                 <w:r>
                   <w:rPr>
-                    <w:rFonts w:ascii="Times New Roman" w:eastAsia="Times New Roman" w:hAnsi="Times New Roman" w:cs="Times New Roman"/>
+                    <w:rFonts w:ascii="Times New Roman" w:hAnsi="Times New Roman" w:cs="Times New Roman"/>
                     <w:noProof/>
                     <w:webHidden/>
-                    <w:kern w:val="0"/>
                     <w:sz w:val="28"/>
                     <w:szCs w:val="28"/>
-                    <w:lang w:eastAsia="uk-UA"/>
-                    <w14:ligatures w14:val="none"/>
                   </w:rPr>
                   <w:fldChar w:fldCharType="end"/>
                 </w:r>
@@ -1924,134 +1715,94 @@
             </w:p>
             <w:p>
               <w:pPr>
+                <w:pStyle w:val="21"/>
                 <w:tabs>
                   <w:tab w:val="right" w:leader="dot" w:pos="9911"/>
                 </w:tabs>
-                <w:spacing w:after="100"/>
-                <w:ind w:firstLine="709"/>
                 <w:rPr>
-                  <w:rFonts w:ascii="Times New Roman" w:eastAsiaTheme="minorEastAsia" w:hAnsi="Times New Roman" w:cs="Times New Roman"/>
+                  <w:rFonts w:ascii="Times New Roman" w:hAnsi="Times New Roman" w:cs="Times New Roman"/>
                   <w:noProof/>
-                  <w:kern w:val="0"/>
                   <w:sz w:val="28"/>
                   <w:szCs w:val="28"/>
-                  <w:lang w:eastAsia="uk-UA"/>
-                  <w14:ligatures w14:val="none"/>
                 </w:rPr>
               </w:pPr>
-              <w:hyperlink w:anchor="_Toc201963979" w:history="1">
+              <w:hyperlink w:anchor="_Toc234513826" w:history="1">
                 <w:r>
                   <w:rPr>
+                    <w:rStyle w:val="af0"/>
                     <w:rFonts w:ascii="Times New Roman" w:eastAsia="Times New Roman" w:hAnsi="Times New Roman" w:cs="Times New Roman"/>
                     <w:noProof/>
-                    <w:kern w:val="0"/>
                     <w:sz w:val="28"/>
                     <w:szCs w:val="28"/>
-                    <w:lang w:eastAsia="uk-UA"/>
-                    <w14:ligatures w14:val="none"/>
                   </w:rPr>
-                  <w:t xml:space="preserve">2.1 </w:t>
+                  <w:t>2.4 Загальні обмеження</w:t>
                 </w:r>
                 <w:r>
                   <w:rPr>
-                    <w:rFonts w:ascii="Times New Roman" w:eastAsia="Times New Roman" w:hAnsi="Times New Roman" w:cs="Times New Roman"/>
+                    <w:rFonts w:ascii="Times New Roman" w:hAnsi="Times New Roman" w:cs="Times New Roman"/>
                     <w:noProof/>
-                    <w:kern w:val="0"/>
+                    <w:webHidden/>
                     <w:sz w:val="28"/>
                     <w:szCs w:val="28"/>
-                    <w:highlight w:val="white"/>
-                    <w:lang w:eastAsia="uk-UA"/>
-                    <w14:ligatures w14:val="none"/>
-                  </w:rPr>
-                  <w:t>Перспектива продукту</w:t>
-                </w:r>
-                <w:r>
-                  <w:rPr>
-                    <w:rFonts w:ascii="Times New Roman" w:eastAsiaTheme="minorEastAsia" w:hAnsi="Times New Roman" w:cs="Times New Roman"/>
-                    <w:noProof/>
-                    <w:webHidden/>
-                    <w:kern w:val="0"/>
-                    <w:sz w:val="28"/>
-                    <w:szCs w:val="28"/>
-                    <w:lang w:eastAsia="uk-UA"/>
-                    <w14:ligatures w14:val="none"/>
                   </w:rPr>
                   <w:tab/>
                 </w:r>
                 <w:r>
                   <w:rPr>
-                    <w:rFonts w:ascii="Times New Roman" w:eastAsiaTheme="minorEastAsia" w:hAnsi="Times New Roman" w:cs="Times New Roman"/>
+                    <w:rFonts w:ascii="Times New Roman" w:hAnsi="Times New Roman" w:cs="Times New Roman"/>
                     <w:noProof/>
                     <w:webHidden/>
-                    <w:kern w:val="0"/>
                     <w:sz w:val="28"/>
                     <w:szCs w:val="28"/>
-                    <w:lang w:eastAsia="uk-UA"/>
-                    <w14:ligatures w14:val="none"/>
                   </w:rPr>
                   <w:fldChar w:fldCharType="begin"/>
                 </w:r>
                 <w:r>
                   <w:rPr>
-                    <w:rFonts w:ascii="Times New Roman" w:eastAsiaTheme="minorEastAsia" w:hAnsi="Times New Roman" w:cs="Times New Roman"/>
+                    <w:rFonts w:ascii="Times New Roman" w:hAnsi="Times New Roman" w:cs="Times New Roman"/>
                     <w:noProof/>
                     <w:webHidden/>
-                    <w:kern w:val="0"/>
                     <w:sz w:val="28"/>
                     <w:szCs w:val="28"/>
-                    <w:lang w:eastAsia="uk-UA"/>
-                    <w14:ligatures w14:val="none"/>
                   </w:rPr>
-                  <w:instrText xml:space="preserve"> PAGEREF _Toc201963979 \h </w:instrText>
+                  <w:instrText xml:space="preserve"> PAGEREF _Toc234513826 \h </w:instrText>
                 </w:r>
                 <w:r>
                   <w:rPr>
-                    <w:rFonts w:ascii="Times New Roman" w:eastAsiaTheme="minorEastAsia" w:hAnsi="Times New Roman" w:cs="Times New Roman"/>
+                    <w:rFonts w:ascii="Times New Roman" w:hAnsi="Times New Roman" w:cs="Times New Roman"/>
                     <w:noProof/>
                     <w:webHidden/>
-                    <w:kern w:val="0"/>
                     <w:sz w:val="28"/>
                     <w:szCs w:val="28"/>
-                    <w:lang w:eastAsia="uk-UA"/>
-                    <w14:ligatures w14:val="none"/>
                   </w:rPr>
                 </w:r>
                 <w:r>
                   <w:rPr>
-                    <w:rFonts w:ascii="Times New Roman" w:eastAsiaTheme="minorEastAsia" w:hAnsi="Times New Roman" w:cs="Times New Roman"/>
+                    <w:rFonts w:ascii="Times New Roman" w:hAnsi="Times New Roman" w:cs="Times New Roman"/>
                     <w:noProof/>
                     <w:webHidden/>
-                    <w:kern w:val="0"/>
                     <w:sz w:val="28"/>
                     <w:szCs w:val="28"/>
-                    <w:lang w:eastAsia="uk-UA"/>
-                    <w14:ligatures w14:val="none"/>
                   </w:rPr>
                   <w:fldChar w:fldCharType="separate"/>
                 </w:r>
                 <w:r>
                   <w:rPr>
-                    <w:rFonts w:ascii="Times New Roman" w:eastAsiaTheme="minorEastAsia" w:hAnsi="Times New Roman" w:cs="Times New Roman"/>
+                    <w:rFonts w:ascii="Times New Roman" w:hAnsi="Times New Roman" w:cs="Times New Roman"/>
                     <w:noProof/>
                     <w:webHidden/>
-                    <w:kern w:val="0"/>
                     <w:sz w:val="28"/>
                     <w:szCs w:val="28"/>
-                    <w:lang w:eastAsia="uk-UA"/>
-                    <w14:ligatures w14:val="none"/>
                   </w:rPr>
-                  <w:t>88</w:t>
+                  <w:t>11</w:t>
                 </w:r>
                 <w:r>
                   <w:rPr>
-                    <w:rFonts w:ascii="Times New Roman" w:eastAsiaTheme="minorEastAsia" w:hAnsi="Times New Roman" w:cs="Times New Roman"/>
+                    <w:rFonts w:ascii="Times New Roman" w:hAnsi="Times New Roman" w:cs="Times New Roman"/>
                     <w:noProof/>
                     <w:webHidden/>
-                    <w:kern w:val="0"/>
                     <w:sz w:val="28"/>
                     <w:szCs w:val="28"/>
-                    <w:lang w:eastAsia="uk-UA"/>
-                    <w14:ligatures w14:val="none"/>
                   </w:rPr>
                   <w:fldChar w:fldCharType="end"/>
                 </w:r>
@@ -2059,121 +1810,94 @@
             </w:p>
             <w:p>
               <w:pPr>
+                <w:pStyle w:val="21"/>
                 <w:tabs>
                   <w:tab w:val="right" w:leader="dot" w:pos="9911"/>
                 </w:tabs>
-                <w:spacing w:after="100"/>
-                <w:ind w:firstLine="709"/>
                 <w:rPr>
-                  <w:rFonts w:ascii="Times New Roman" w:eastAsiaTheme="minorEastAsia" w:hAnsi="Times New Roman" w:cs="Times New Roman"/>
+                  <w:rFonts w:ascii="Times New Roman" w:hAnsi="Times New Roman" w:cs="Times New Roman"/>
                   <w:noProof/>
-                  <w:kern w:val="0"/>
                   <w:sz w:val="28"/>
                   <w:szCs w:val="28"/>
-                  <w:lang w:eastAsia="uk-UA"/>
-                  <w14:ligatures w14:val="none"/>
                 </w:rPr>
               </w:pPr>
-              <w:hyperlink w:anchor="_Toc201963980" w:history="1">
+              <w:hyperlink w:anchor="_Toc234513827" w:history="1">
                 <w:r>
                   <w:rPr>
+                    <w:rStyle w:val="af0"/>
                     <w:rFonts w:ascii="Times New Roman" w:eastAsia="Times New Roman" w:hAnsi="Times New Roman" w:cs="Times New Roman"/>
                     <w:noProof/>
-                    <w:kern w:val="0"/>
                     <w:sz w:val="28"/>
                     <w:szCs w:val="28"/>
-                    <w:lang w:eastAsia="uk-UA"/>
-                    <w14:ligatures w14:val="none"/>
                   </w:rPr>
-                  <w:t>2.2 Функціональність продукту</w:t>
+                  <w:t>2.5 Загальні обмеження</w:t>
                 </w:r>
                 <w:r>
                   <w:rPr>
-                    <w:rFonts w:ascii="Times New Roman" w:eastAsiaTheme="minorEastAsia" w:hAnsi="Times New Roman" w:cs="Times New Roman"/>
+                    <w:rFonts w:ascii="Times New Roman" w:hAnsi="Times New Roman" w:cs="Times New Roman"/>
                     <w:noProof/>
                     <w:webHidden/>
-                    <w:kern w:val="0"/>
                     <w:sz w:val="28"/>
                     <w:szCs w:val="28"/>
-                    <w:lang w:eastAsia="uk-UA"/>
-                    <w14:ligatures w14:val="none"/>
                   </w:rPr>
                   <w:tab/>
                 </w:r>
                 <w:r>
                   <w:rPr>
-                    <w:rFonts w:ascii="Times New Roman" w:eastAsiaTheme="minorEastAsia" w:hAnsi="Times New Roman" w:cs="Times New Roman"/>
+                    <w:rFonts w:ascii="Times New Roman" w:hAnsi="Times New Roman" w:cs="Times New Roman"/>
                     <w:noProof/>
                     <w:webHidden/>
-                    <w:kern w:val="0"/>
                     <w:sz w:val="28"/>
                     <w:szCs w:val="28"/>
-                    <w:lang w:eastAsia="uk-UA"/>
-                    <w14:ligatures w14:val="none"/>
                   </w:rPr>
                   <w:fldChar w:fldCharType="begin"/>
                 </w:r>
                 <w:r>
                   <w:rPr>
-                    <w:rFonts w:ascii="Times New Roman" w:eastAsiaTheme="minorEastAsia" w:hAnsi="Times New Roman" w:cs="Times New Roman"/>
+                    <w:rFonts w:ascii="Times New Roman" w:hAnsi="Times New Roman" w:cs="Times New Roman"/>
                     <w:noProof/>
                     <w:webHidden/>
-                    <w:kern w:val="0"/>
                     <w:sz w:val="28"/>
                     <w:szCs w:val="28"/>
-                    <w:lang w:eastAsia="uk-UA"/>
-                    <w14:ligatures w14:val="none"/>
                   </w:rPr>
-                  <w:instrText xml:space="preserve"> PAGEREF _Toc201963980 \h </w:instrText>
+                  <w:instrText xml:space="preserve"> PAGEREF _Toc234513827 \h </w:instrText>
                 </w:r>
                 <w:r>
                   <w:rPr>
-                    <w:rFonts w:ascii="Times New Roman" w:eastAsiaTheme="minorEastAsia" w:hAnsi="Times New Roman" w:cs="Times New Roman"/>
+                    <w:rFonts w:ascii="Times New Roman" w:hAnsi="Times New Roman" w:cs="Times New Roman"/>
                     <w:noProof/>
                     <w:webHidden/>
-                    <w:kern w:val="0"/>
                     <w:sz w:val="28"/>
                     <w:szCs w:val="28"/>
-                    <w:lang w:eastAsia="uk-UA"/>
-                    <w14:ligatures w14:val="none"/>
                   </w:rPr>
                 </w:r>
                 <w:r>
                   <w:rPr>
-                    <w:rFonts w:ascii="Times New Roman" w:eastAsiaTheme="minorEastAsia" w:hAnsi="Times New Roman" w:cs="Times New Roman"/>
+                    <w:rFonts w:ascii="Times New Roman" w:hAnsi="Times New Roman" w:cs="Times New Roman"/>
                     <w:noProof/>
                     <w:webHidden/>
-                    <w:kern w:val="0"/>
                     <w:sz w:val="28"/>
                     <w:szCs w:val="28"/>
-                    <w:lang w:eastAsia="uk-UA"/>
-                    <w14:ligatures w14:val="none"/>
                   </w:rPr>
                   <w:fldChar w:fldCharType="separate"/>
                 </w:r>
                 <w:r>
                   <w:rPr>
-                    <w:rFonts w:ascii="Times New Roman" w:eastAsiaTheme="minorEastAsia" w:hAnsi="Times New Roman" w:cs="Times New Roman"/>
+                    <w:rFonts w:ascii="Times New Roman" w:hAnsi="Times New Roman" w:cs="Times New Roman"/>
                     <w:noProof/>
                     <w:webHidden/>
-                    <w:kern w:val="0"/>
                     <w:sz w:val="28"/>
                     <w:szCs w:val="28"/>
-                    <w:lang w:eastAsia="uk-UA"/>
-                    <w14:ligatures w14:val="none"/>
                   </w:rPr>
-                  <w:t>88</w:t>
+                  <w:t>12</w:t>
                 </w:r>
                 <w:r>
                   <w:rPr>
-                    <w:rFonts w:ascii="Times New Roman" w:eastAsiaTheme="minorEastAsia" w:hAnsi="Times New Roman" w:cs="Times New Roman"/>
+                    <w:rFonts w:ascii="Times New Roman" w:hAnsi="Times New Roman" w:cs="Times New Roman"/>
                     <w:noProof/>
                     <w:webHidden/>
-                    <w:kern w:val="0"/>
                     <w:sz w:val="28"/>
                     <w:szCs w:val="28"/>
-                    <w:lang w:eastAsia="uk-UA"/>
-                    <w14:ligatures w14:val="none"/>
                   </w:rPr>
                   <w:fldChar w:fldCharType="end"/>
                 </w:r>
@@ -2181,121 +1905,94 @@
             </w:p>
             <w:p>
               <w:pPr>
+                <w:pStyle w:val="11"/>
                 <w:tabs>
                   <w:tab w:val="right" w:leader="dot" w:pos="9911"/>
                 </w:tabs>
-                <w:spacing w:after="100"/>
-                <w:ind w:firstLine="709"/>
                 <w:rPr>
-                  <w:rFonts w:ascii="Times New Roman" w:eastAsiaTheme="minorEastAsia" w:hAnsi="Times New Roman" w:cs="Times New Roman"/>
+                  <w:rFonts w:ascii="Times New Roman" w:hAnsi="Times New Roman" w:cs="Times New Roman"/>
                   <w:noProof/>
-                  <w:kern w:val="0"/>
                   <w:sz w:val="28"/>
                   <w:szCs w:val="28"/>
-                  <w:lang w:eastAsia="uk-UA"/>
-                  <w14:ligatures w14:val="none"/>
                 </w:rPr>
               </w:pPr>
-              <w:hyperlink w:anchor="_Toc201963981" w:history="1">
+              <w:hyperlink w:anchor="_Toc234513828" w:history="1">
                 <w:r>
                   <w:rPr>
+                    <w:rStyle w:val="af0"/>
                     <w:rFonts w:ascii="Times New Roman" w:eastAsia="Times New Roman" w:hAnsi="Times New Roman" w:cs="Times New Roman"/>
                     <w:noProof/>
-                    <w:kern w:val="0"/>
                     <w:sz w:val="28"/>
                     <w:szCs w:val="28"/>
-                    <w:lang w:eastAsia="uk-UA"/>
-                    <w14:ligatures w14:val="none"/>
                   </w:rPr>
-                  <w:t>2.3 Характеристики користувачів</w:t>
+                  <w:t>3 Конкретні вимоги</w:t>
                 </w:r>
                 <w:r>
                   <w:rPr>
-                    <w:rFonts w:ascii="Times New Roman" w:eastAsiaTheme="minorEastAsia" w:hAnsi="Times New Roman" w:cs="Times New Roman"/>
+                    <w:rFonts w:ascii="Times New Roman" w:hAnsi="Times New Roman" w:cs="Times New Roman"/>
                     <w:noProof/>
                     <w:webHidden/>
-                    <w:kern w:val="0"/>
                     <w:sz w:val="28"/>
                     <w:szCs w:val="28"/>
-                    <w:lang w:eastAsia="uk-UA"/>
-                    <w14:ligatures w14:val="none"/>
                   </w:rPr>
                   <w:tab/>
                 </w:r>
                 <w:r>
                   <w:rPr>
-                    <w:rFonts w:ascii="Times New Roman" w:eastAsiaTheme="minorEastAsia" w:hAnsi="Times New Roman" w:cs="Times New Roman"/>
+                    <w:rFonts w:ascii="Times New Roman" w:hAnsi="Times New Roman" w:cs="Times New Roman"/>
                     <w:noProof/>
                     <w:webHidden/>
-                    <w:kern w:val="0"/>
                     <w:sz w:val="28"/>
                     <w:szCs w:val="28"/>
-                    <w:lang w:eastAsia="uk-UA"/>
-                    <w14:ligatures w14:val="none"/>
                   </w:rPr>
                   <w:fldChar w:fldCharType="begin"/>
                 </w:r>
                 <w:r>
                   <w:rPr>
-                    <w:rFonts w:ascii="Times New Roman" w:eastAsiaTheme="minorEastAsia" w:hAnsi="Times New Roman" w:cs="Times New Roman"/>
+                    <w:rFonts w:ascii="Times New Roman" w:hAnsi="Times New Roman" w:cs="Times New Roman"/>
                     <w:noProof/>
                     <w:webHidden/>
-                    <w:kern w:val="0"/>
                     <w:sz w:val="28"/>
                     <w:szCs w:val="28"/>
-                    <w:lang w:eastAsia="uk-UA"/>
-                    <w14:ligatures w14:val="none"/>
                   </w:rPr>
-                  <w:instrText xml:space="preserve"> PAGEREF _Toc201963981 \h </w:instrText>
+                  <w:instrText xml:space="preserve"> PAGEREF _Toc234513828 \h </w:instrText>
                 </w:r>
                 <w:r>
                   <w:rPr>
-                    <w:rFonts w:ascii="Times New Roman" w:eastAsiaTheme="minorEastAsia" w:hAnsi="Times New Roman" w:cs="Times New Roman"/>
+                    <w:rFonts w:ascii="Times New Roman" w:hAnsi="Times New Roman" w:cs="Times New Roman"/>
                     <w:noProof/>
                     <w:webHidden/>
-                    <w:kern w:val="0"/>
                     <w:sz w:val="28"/>
                     <w:szCs w:val="28"/>
-                    <w:lang w:eastAsia="uk-UA"/>
-                    <w14:ligatures w14:val="none"/>
                   </w:rPr>
                 </w:r>
                 <w:r>
                   <w:rPr>
-                    <w:rFonts w:ascii="Times New Roman" w:eastAsiaTheme="minorEastAsia" w:hAnsi="Times New Roman" w:cs="Times New Roman"/>
+                    <w:rFonts w:ascii="Times New Roman" w:hAnsi="Times New Roman" w:cs="Times New Roman"/>
                     <w:noProof/>
                     <w:webHidden/>
-                    <w:kern w:val="0"/>
                     <w:sz w:val="28"/>
                     <w:szCs w:val="28"/>
-                    <w:lang w:eastAsia="uk-UA"/>
-                    <w14:ligatures w14:val="none"/>
                   </w:rPr>
                   <w:fldChar w:fldCharType="separate"/>
                 </w:r>
                 <w:r>
                   <w:rPr>
-                    <w:rFonts w:ascii="Times New Roman" w:eastAsiaTheme="minorEastAsia" w:hAnsi="Times New Roman" w:cs="Times New Roman"/>
+                    <w:rFonts w:ascii="Times New Roman" w:hAnsi="Times New Roman" w:cs="Times New Roman"/>
                     <w:noProof/>
                     <w:webHidden/>
-                    <w:kern w:val="0"/>
                     <w:sz w:val="28"/>
                     <w:szCs w:val="28"/>
-                    <w:lang w:eastAsia="uk-UA"/>
-                    <w14:ligatures w14:val="none"/>
                   </w:rPr>
-                  <w:t>90</w:t>
+                  <w:t>14</w:t>
                 </w:r>
                 <w:r>
                   <w:rPr>
-                    <w:rFonts w:ascii="Times New Roman" w:eastAsiaTheme="minorEastAsia" w:hAnsi="Times New Roman" w:cs="Times New Roman"/>
+                    <w:rFonts w:ascii="Times New Roman" w:hAnsi="Times New Roman" w:cs="Times New Roman"/>
                     <w:noProof/>
                     <w:webHidden/>
-                    <w:kern w:val="0"/>
                     <w:sz w:val="28"/>
                     <w:szCs w:val="28"/>
-                    <w:lang w:eastAsia="uk-UA"/>
-                    <w14:ligatures w14:val="none"/>
                   </w:rPr>
                   <w:fldChar w:fldCharType="end"/>
                 </w:r>
@@ -2303,121 +2000,94 @@
             </w:p>
             <w:p>
               <w:pPr>
+                <w:pStyle w:val="21"/>
                 <w:tabs>
                   <w:tab w:val="right" w:leader="dot" w:pos="9911"/>
                 </w:tabs>
-                <w:spacing w:after="100"/>
-                <w:ind w:firstLine="709"/>
                 <w:rPr>
-                  <w:rFonts w:ascii="Times New Roman" w:eastAsiaTheme="minorEastAsia" w:hAnsi="Times New Roman" w:cs="Times New Roman"/>
+                  <w:rFonts w:ascii="Times New Roman" w:hAnsi="Times New Roman" w:cs="Times New Roman"/>
                   <w:noProof/>
-                  <w:kern w:val="0"/>
                   <w:sz w:val="28"/>
                   <w:szCs w:val="28"/>
-                  <w:lang w:eastAsia="uk-UA"/>
-                  <w14:ligatures w14:val="none"/>
                 </w:rPr>
               </w:pPr>
-              <w:hyperlink w:anchor="_Toc201963982" w:history="1">
+              <w:hyperlink w:anchor="_Toc234513829" w:history="1">
                 <w:r>
                   <w:rPr>
+                    <w:rStyle w:val="af0"/>
                     <w:rFonts w:ascii="Times New Roman" w:eastAsia="Times New Roman" w:hAnsi="Times New Roman" w:cs="Times New Roman"/>
                     <w:noProof/>
-                    <w:kern w:val="0"/>
                     <w:sz w:val="28"/>
                     <w:szCs w:val="28"/>
-                    <w:lang w:eastAsia="uk-UA"/>
-                    <w14:ligatures w14:val="none"/>
                   </w:rPr>
-                  <w:t>2.5 Загальні обмеження</w:t>
+                  <w:t>3.1 Вимоги до зовнішніх інтерфейсів</w:t>
                 </w:r>
                 <w:r>
                   <w:rPr>
-                    <w:rFonts w:ascii="Times New Roman" w:eastAsiaTheme="minorEastAsia" w:hAnsi="Times New Roman" w:cs="Times New Roman"/>
+                    <w:rFonts w:ascii="Times New Roman" w:hAnsi="Times New Roman" w:cs="Times New Roman"/>
                     <w:noProof/>
                     <w:webHidden/>
-                    <w:kern w:val="0"/>
                     <w:sz w:val="28"/>
                     <w:szCs w:val="28"/>
-                    <w:lang w:eastAsia="uk-UA"/>
-                    <w14:ligatures w14:val="none"/>
                   </w:rPr>
                   <w:tab/>
                 </w:r>
                 <w:r>
                   <w:rPr>
-                    <w:rFonts w:ascii="Times New Roman" w:eastAsiaTheme="minorEastAsia" w:hAnsi="Times New Roman" w:cs="Times New Roman"/>
+                    <w:rFonts w:ascii="Times New Roman" w:hAnsi="Times New Roman" w:cs="Times New Roman"/>
                     <w:noProof/>
                     <w:webHidden/>
-                    <w:kern w:val="0"/>
                     <w:sz w:val="28"/>
                     <w:szCs w:val="28"/>
-                    <w:lang w:eastAsia="uk-UA"/>
-                    <w14:ligatures w14:val="none"/>
                   </w:rPr>
                   <w:fldChar w:fldCharType="begin"/>
                 </w:r>
                 <w:r>
                   <w:rPr>
-                    <w:rFonts w:ascii="Times New Roman" w:eastAsiaTheme="minorEastAsia" w:hAnsi="Times New Roman" w:cs="Times New Roman"/>
+                    <w:rFonts w:ascii="Times New Roman" w:hAnsi="Times New Roman" w:cs="Times New Roman"/>
                     <w:noProof/>
                     <w:webHidden/>
-                    <w:kern w:val="0"/>
                     <w:sz w:val="28"/>
                     <w:szCs w:val="28"/>
-                    <w:lang w:eastAsia="uk-UA"/>
-                    <w14:ligatures w14:val="none"/>
                   </w:rPr>
-                  <w:instrText xml:space="preserve"> PAGEREF _Toc201963982 \h </w:instrText>
+                  <w:instrText xml:space="preserve"> PAGEREF _Toc234513829 \h </w:instrText>
                 </w:r>
                 <w:r>
                   <w:rPr>
-                    <w:rFonts w:ascii="Times New Roman" w:eastAsiaTheme="minorEastAsia" w:hAnsi="Times New Roman" w:cs="Times New Roman"/>
+                    <w:rFonts w:ascii="Times New Roman" w:hAnsi="Times New Roman" w:cs="Times New Roman"/>
                     <w:noProof/>
                     <w:webHidden/>
-                    <w:kern w:val="0"/>
                     <w:sz w:val="28"/>
                     <w:szCs w:val="28"/>
-                    <w:lang w:eastAsia="uk-UA"/>
-                    <w14:ligatures w14:val="none"/>
                   </w:rPr>
                 </w:r>
                 <w:r>
                   <w:rPr>
-                    <w:rFonts w:ascii="Times New Roman" w:eastAsiaTheme="minorEastAsia" w:hAnsi="Times New Roman" w:cs="Times New Roman"/>
+                    <w:rFonts w:ascii="Times New Roman" w:hAnsi="Times New Roman" w:cs="Times New Roman"/>
                     <w:noProof/>
                     <w:webHidden/>
-                    <w:kern w:val="0"/>
                     <w:sz w:val="28"/>
                     <w:szCs w:val="28"/>
-                    <w:lang w:eastAsia="uk-UA"/>
-                    <w14:ligatures w14:val="none"/>
                   </w:rPr>
                   <w:fldChar w:fldCharType="separate"/>
                 </w:r>
                 <w:r>
                   <w:rPr>
-                    <w:rFonts w:ascii="Times New Roman" w:eastAsiaTheme="minorEastAsia" w:hAnsi="Times New Roman" w:cs="Times New Roman"/>
+                    <w:rFonts w:ascii="Times New Roman" w:hAnsi="Times New Roman" w:cs="Times New Roman"/>
                     <w:noProof/>
                     <w:webHidden/>
-                    <w:kern w:val="0"/>
                     <w:sz w:val="28"/>
                     <w:szCs w:val="28"/>
-                    <w:lang w:eastAsia="uk-UA"/>
-                    <w14:ligatures w14:val="none"/>
                   </w:rPr>
-                  <w:t>92</w:t>
+                  <w:t>14</w:t>
                 </w:r>
                 <w:r>
                   <w:rPr>
-                    <w:rFonts w:ascii="Times New Roman" w:eastAsiaTheme="minorEastAsia" w:hAnsi="Times New Roman" w:cs="Times New Roman"/>
+                    <w:rFonts w:ascii="Times New Roman" w:hAnsi="Times New Roman" w:cs="Times New Roman"/>
                     <w:noProof/>
                     <w:webHidden/>
-                    <w:kern w:val="0"/>
                     <w:sz w:val="28"/>
                     <w:szCs w:val="28"/>
-                    <w:lang w:eastAsia="uk-UA"/>
-                    <w14:ligatures w14:val="none"/>
                   </w:rPr>
                   <w:fldChar w:fldCharType="end"/>
                 </w:r>
@@ -2425,121 +2095,94 @@
             </w:p>
             <w:p>
               <w:pPr>
+                <w:pStyle w:val="31"/>
                 <w:tabs>
                   <w:tab w:val="right" w:leader="dot" w:pos="9911"/>
                 </w:tabs>
-                <w:spacing w:after="100" w:line="360" w:lineRule="auto"/>
-                <w:jc w:val="both"/>
                 <w:rPr>
-                  <w:rFonts w:ascii="Times New Roman" w:eastAsiaTheme="minorEastAsia" w:hAnsi="Times New Roman" w:cs="Times New Roman"/>
+                  <w:rFonts w:ascii="Times New Roman" w:hAnsi="Times New Roman" w:cs="Times New Roman"/>
                   <w:noProof/>
-                  <w:kern w:val="0"/>
                   <w:sz w:val="28"/>
                   <w:szCs w:val="28"/>
-                  <w:lang w:eastAsia="uk-UA"/>
-                  <w14:ligatures w14:val="none"/>
                 </w:rPr>
               </w:pPr>
-              <w:hyperlink w:anchor="_Toc201963983" w:history="1">
+              <w:hyperlink w:anchor="_Toc234513830" w:history="1">
                 <w:r>
                   <w:rPr>
+                    <w:rStyle w:val="af0"/>
                     <w:rFonts w:ascii="Times New Roman" w:eastAsia="Times New Roman" w:hAnsi="Times New Roman" w:cs="Times New Roman"/>
                     <w:noProof/>
-                    <w:kern w:val="0"/>
                     <w:sz w:val="28"/>
                     <w:szCs w:val="28"/>
-                    <w:lang w:eastAsia="uk-UA"/>
-                    <w14:ligatures w14:val="none"/>
                   </w:rPr>
-                  <w:t>3. Конкретні вимоги</w:t>
+                  <w:t>3.1.1 Інтерфейси користувача</w:t>
                 </w:r>
                 <w:r>
                   <w:rPr>
-                    <w:rFonts w:ascii="Times New Roman" w:eastAsia="Times New Roman" w:hAnsi="Times New Roman" w:cs="Times New Roman"/>
+                    <w:rFonts w:ascii="Times New Roman" w:hAnsi="Times New Roman" w:cs="Times New Roman"/>
                     <w:noProof/>
                     <w:webHidden/>
-                    <w:kern w:val="0"/>
                     <w:sz w:val="28"/>
                     <w:szCs w:val="28"/>
-                    <w:lang w:eastAsia="uk-UA"/>
-                    <w14:ligatures w14:val="none"/>
                   </w:rPr>
                   <w:tab/>
                 </w:r>
                 <w:r>
                   <w:rPr>
-                    <w:rFonts w:ascii="Times New Roman" w:eastAsia="Times New Roman" w:hAnsi="Times New Roman" w:cs="Times New Roman"/>
+                    <w:rFonts w:ascii="Times New Roman" w:hAnsi="Times New Roman" w:cs="Times New Roman"/>
                     <w:noProof/>
                     <w:webHidden/>
-                    <w:kern w:val="0"/>
                     <w:sz w:val="28"/>
                     <w:szCs w:val="28"/>
-                    <w:lang w:eastAsia="uk-UA"/>
-                    <w14:ligatures w14:val="none"/>
                   </w:rPr>
                   <w:fldChar w:fldCharType="begin"/>
                 </w:r>
                 <w:r>
                   <w:rPr>
-                    <w:rFonts w:ascii="Times New Roman" w:eastAsia="Times New Roman" w:hAnsi="Times New Roman" w:cs="Times New Roman"/>
+                    <w:rFonts w:ascii="Times New Roman" w:hAnsi="Times New Roman" w:cs="Times New Roman"/>
                     <w:noProof/>
                     <w:webHidden/>
-                    <w:kern w:val="0"/>
                     <w:sz w:val="28"/>
                     <w:szCs w:val="28"/>
-                    <w:lang w:eastAsia="uk-UA"/>
-                    <w14:ligatures w14:val="none"/>
                   </w:rPr>
-                  <w:instrText xml:space="preserve"> PAGEREF _Toc201963983 \h </w:instrText>
+                  <w:instrText xml:space="preserve"> PAGEREF _Toc234513830 \h </w:instrText>
                 </w:r>
                 <w:r>
                   <w:rPr>
-                    <w:rFonts w:ascii="Times New Roman" w:eastAsia="Times New Roman" w:hAnsi="Times New Roman" w:cs="Times New Roman"/>
+                    <w:rFonts w:ascii="Times New Roman" w:hAnsi="Times New Roman" w:cs="Times New Roman"/>
                     <w:noProof/>
                     <w:webHidden/>
-                    <w:kern w:val="0"/>
                     <w:sz w:val="28"/>
                     <w:szCs w:val="28"/>
-                    <w:lang w:eastAsia="uk-UA"/>
-                    <w14:ligatures w14:val="none"/>
                   </w:rPr>
                 </w:r>
                 <w:r>
                   <w:rPr>
-                    <w:rFonts w:ascii="Times New Roman" w:eastAsia="Times New Roman" w:hAnsi="Times New Roman" w:cs="Times New Roman"/>
+                    <w:rFonts w:ascii="Times New Roman" w:hAnsi="Times New Roman" w:cs="Times New Roman"/>
                     <w:noProof/>
                     <w:webHidden/>
-                    <w:kern w:val="0"/>
                     <w:sz w:val="28"/>
                     <w:szCs w:val="28"/>
-                    <w:lang w:eastAsia="uk-UA"/>
-                    <w14:ligatures w14:val="none"/>
                   </w:rPr>
                   <w:fldChar w:fldCharType="separate"/>
                 </w:r>
                 <w:r>
                   <w:rPr>
-                    <w:rFonts w:ascii="Times New Roman" w:eastAsia="Times New Roman" w:hAnsi="Times New Roman" w:cs="Times New Roman"/>
+                    <w:rFonts w:ascii="Times New Roman" w:hAnsi="Times New Roman" w:cs="Times New Roman"/>
                     <w:noProof/>
                     <w:webHidden/>
-                    <w:kern w:val="0"/>
                     <w:sz w:val="28"/>
                     <w:szCs w:val="28"/>
-                    <w:lang w:eastAsia="uk-UA"/>
-                    <w14:ligatures w14:val="none"/>
                   </w:rPr>
-                  <w:t>94</w:t>
+                  <w:t>14</w:t>
                 </w:r>
                 <w:r>
                   <w:rPr>
-                    <w:rFonts w:ascii="Times New Roman" w:eastAsia="Times New Roman" w:hAnsi="Times New Roman" w:cs="Times New Roman"/>
+                    <w:rFonts w:ascii="Times New Roman" w:hAnsi="Times New Roman" w:cs="Times New Roman"/>
                     <w:noProof/>
                     <w:webHidden/>
-                    <w:kern w:val="0"/>
                     <w:sz w:val="28"/>
                     <w:szCs w:val="28"/>
-                    <w:lang w:eastAsia="uk-UA"/>
-                    <w14:ligatures w14:val="none"/>
                   </w:rPr>
                   <w:fldChar w:fldCharType="end"/>
                 </w:r>
@@ -2547,121 +2190,94 @@
             </w:p>
             <w:p>
               <w:pPr>
+                <w:pStyle w:val="31"/>
                 <w:tabs>
                   <w:tab w:val="right" w:leader="dot" w:pos="9911"/>
                 </w:tabs>
-                <w:spacing w:after="100"/>
-                <w:ind w:firstLine="709"/>
                 <w:rPr>
-                  <w:rFonts w:ascii="Times New Roman" w:eastAsiaTheme="minorEastAsia" w:hAnsi="Times New Roman" w:cs="Times New Roman"/>
+                  <w:rFonts w:ascii="Times New Roman" w:hAnsi="Times New Roman" w:cs="Times New Roman"/>
                   <w:noProof/>
-                  <w:kern w:val="0"/>
                   <w:sz w:val="28"/>
                   <w:szCs w:val="28"/>
-                  <w:lang w:eastAsia="uk-UA"/>
-                  <w14:ligatures w14:val="none"/>
                 </w:rPr>
               </w:pPr>
-              <w:hyperlink w:anchor="_Toc201963984" w:history="1">
+              <w:hyperlink w:anchor="_Toc234513831" w:history="1">
                 <w:r>
                   <w:rPr>
+                    <w:rStyle w:val="af0"/>
                     <w:rFonts w:ascii="Times New Roman" w:eastAsia="Times New Roman" w:hAnsi="Times New Roman" w:cs="Times New Roman"/>
                     <w:noProof/>
-                    <w:kern w:val="0"/>
                     <w:sz w:val="28"/>
                     <w:szCs w:val="28"/>
-                    <w:lang w:eastAsia="uk-UA"/>
-                    <w14:ligatures w14:val="none"/>
                   </w:rPr>
-                  <w:t>3.1 Вимоги до зовнішніх інтерфейсів</w:t>
+                  <w:t>3.1.2 Апаратні інтерфейси</w:t>
                 </w:r>
                 <w:r>
                   <w:rPr>
-                    <w:rFonts w:ascii="Times New Roman" w:eastAsiaTheme="minorEastAsia" w:hAnsi="Times New Roman" w:cs="Times New Roman"/>
+                    <w:rFonts w:ascii="Times New Roman" w:hAnsi="Times New Roman" w:cs="Times New Roman"/>
                     <w:noProof/>
                     <w:webHidden/>
-                    <w:kern w:val="0"/>
                     <w:sz w:val="28"/>
                     <w:szCs w:val="28"/>
-                    <w:lang w:eastAsia="uk-UA"/>
-                    <w14:ligatures w14:val="none"/>
                   </w:rPr>
                   <w:tab/>
                 </w:r>
                 <w:r>
                   <w:rPr>
-                    <w:rFonts w:ascii="Times New Roman" w:eastAsiaTheme="minorEastAsia" w:hAnsi="Times New Roman" w:cs="Times New Roman"/>
+                    <w:rFonts w:ascii="Times New Roman" w:hAnsi="Times New Roman" w:cs="Times New Roman"/>
                     <w:noProof/>
                     <w:webHidden/>
-                    <w:kern w:val="0"/>
                     <w:sz w:val="28"/>
                     <w:szCs w:val="28"/>
-                    <w:lang w:eastAsia="uk-UA"/>
-                    <w14:ligatures w14:val="none"/>
                   </w:rPr>
                   <w:fldChar w:fldCharType="begin"/>
                 </w:r>
                 <w:r>
                   <w:rPr>
-                    <w:rFonts w:ascii="Times New Roman" w:eastAsiaTheme="minorEastAsia" w:hAnsi="Times New Roman" w:cs="Times New Roman"/>
+                    <w:rFonts w:ascii="Times New Roman" w:hAnsi="Times New Roman" w:cs="Times New Roman"/>
                     <w:noProof/>
                     <w:webHidden/>
-                    <w:kern w:val="0"/>
                     <w:sz w:val="28"/>
                     <w:szCs w:val="28"/>
-                    <w:lang w:eastAsia="uk-UA"/>
-                    <w14:ligatures w14:val="none"/>
                   </w:rPr>
-                  <w:instrText xml:space="preserve"> PAGEREF _Toc201963984 \h </w:instrText>
+                  <w:instrText xml:space="preserve"> PAGEREF _Toc234513831 \h </w:instrText>
                 </w:r>
                 <w:r>
                   <w:rPr>
-                    <w:rFonts w:ascii="Times New Roman" w:eastAsiaTheme="minorEastAsia" w:hAnsi="Times New Roman" w:cs="Times New Roman"/>
+                    <w:rFonts w:ascii="Times New Roman" w:hAnsi="Times New Roman" w:cs="Times New Roman"/>
                     <w:noProof/>
                     <w:webHidden/>
-                    <w:kern w:val="0"/>
                     <w:sz w:val="28"/>
                     <w:szCs w:val="28"/>
-                    <w:lang w:eastAsia="uk-UA"/>
-                    <w14:ligatures w14:val="none"/>
                   </w:rPr>
                 </w:r>
                 <w:r>
                   <w:rPr>
-                    <w:rFonts w:ascii="Times New Roman" w:eastAsiaTheme="minorEastAsia" w:hAnsi="Times New Roman" w:cs="Times New Roman"/>
+                    <w:rFonts w:ascii="Times New Roman" w:hAnsi="Times New Roman" w:cs="Times New Roman"/>
                     <w:noProof/>
                     <w:webHidden/>
-                    <w:kern w:val="0"/>
                     <w:sz w:val="28"/>
                     <w:szCs w:val="28"/>
-                    <w:lang w:eastAsia="uk-UA"/>
-                    <w14:ligatures w14:val="none"/>
                   </w:rPr>
                   <w:fldChar w:fldCharType="separate"/>
                 </w:r>
                 <w:r>
                   <w:rPr>
-                    <w:rFonts w:ascii="Times New Roman" w:eastAsiaTheme="minorEastAsia" w:hAnsi="Times New Roman" w:cs="Times New Roman"/>
+                    <w:rFonts w:ascii="Times New Roman" w:hAnsi="Times New Roman" w:cs="Times New Roman"/>
                     <w:noProof/>
                     <w:webHidden/>
-                    <w:kern w:val="0"/>
                     <w:sz w:val="28"/>
                     <w:szCs w:val="28"/>
-                    <w:lang w:eastAsia="uk-UA"/>
-                    <w14:ligatures w14:val="none"/>
                   </w:rPr>
-                  <w:t>94</w:t>
+                  <w:t>15</w:t>
                 </w:r>
                 <w:r>
                   <w:rPr>
-                    <w:rFonts w:ascii="Times New Roman" w:eastAsiaTheme="minorEastAsia" w:hAnsi="Times New Roman" w:cs="Times New Roman"/>
+                    <w:rFonts w:ascii="Times New Roman" w:hAnsi="Times New Roman" w:cs="Times New Roman"/>
                     <w:noProof/>
                     <w:webHidden/>
-                    <w:kern w:val="0"/>
                     <w:sz w:val="28"/>
                     <w:szCs w:val="28"/>
-                    <w:lang w:eastAsia="uk-UA"/>
-                    <w14:ligatures w14:val="none"/>
                   </w:rPr>
                   <w:fldChar w:fldCharType="end"/>
                 </w:r>
@@ -2669,121 +2285,94 @@
             </w:p>
             <w:p>
               <w:pPr>
+                <w:pStyle w:val="31"/>
                 <w:tabs>
                   <w:tab w:val="right" w:leader="dot" w:pos="9911"/>
                 </w:tabs>
-                <w:spacing w:after="100"/>
-                <w:ind w:left="709" w:firstLine="709"/>
                 <w:rPr>
-                  <w:rFonts w:ascii="Times New Roman" w:eastAsiaTheme="minorEastAsia" w:hAnsi="Times New Roman" w:cs="Times New Roman"/>
+                  <w:rFonts w:ascii="Times New Roman" w:hAnsi="Times New Roman" w:cs="Times New Roman"/>
                   <w:noProof/>
-                  <w:kern w:val="0"/>
                   <w:sz w:val="28"/>
                   <w:szCs w:val="28"/>
-                  <w:lang w:eastAsia="uk-UA"/>
-                  <w14:ligatures w14:val="none"/>
                 </w:rPr>
               </w:pPr>
-              <w:hyperlink w:anchor="_Toc201963985" w:history="1">
+              <w:hyperlink w:anchor="_Toc234513832" w:history="1">
                 <w:r>
                   <w:rPr>
+                    <w:rStyle w:val="af0"/>
                     <w:rFonts w:ascii="Times New Roman" w:eastAsia="Times New Roman" w:hAnsi="Times New Roman" w:cs="Times New Roman"/>
                     <w:noProof/>
-                    <w:kern w:val="0"/>
                     <w:sz w:val="28"/>
                     <w:szCs w:val="28"/>
-                    <w:lang w:eastAsia="uk-UA"/>
-                    <w14:ligatures w14:val="none"/>
                   </w:rPr>
-                  <w:t>3.1.1 Інтерфейси користувача</w:t>
+                  <w:t>3.1.3 Програмні інтерфейси</w:t>
                 </w:r>
                 <w:r>
                   <w:rPr>
-                    <w:rFonts w:ascii="Times New Roman" w:eastAsiaTheme="minorEastAsia" w:hAnsi="Times New Roman" w:cs="Times New Roman"/>
+                    <w:rFonts w:ascii="Times New Roman" w:hAnsi="Times New Roman" w:cs="Times New Roman"/>
                     <w:noProof/>
                     <w:webHidden/>
-                    <w:kern w:val="0"/>
                     <w:sz w:val="28"/>
                     <w:szCs w:val="28"/>
-                    <w:lang w:eastAsia="uk-UA"/>
-                    <w14:ligatures w14:val="none"/>
                   </w:rPr>
                   <w:tab/>
                 </w:r>
                 <w:r>
                   <w:rPr>
-                    <w:rFonts w:ascii="Times New Roman" w:eastAsiaTheme="minorEastAsia" w:hAnsi="Times New Roman" w:cs="Times New Roman"/>
+                    <w:rFonts w:ascii="Times New Roman" w:hAnsi="Times New Roman" w:cs="Times New Roman"/>
                     <w:noProof/>
                     <w:webHidden/>
-                    <w:kern w:val="0"/>
                     <w:sz w:val="28"/>
                     <w:szCs w:val="28"/>
-                    <w:lang w:eastAsia="uk-UA"/>
-                    <w14:ligatures w14:val="none"/>
                   </w:rPr>
                   <w:fldChar w:fldCharType="begin"/>
                 </w:r>
                 <w:r>
                   <w:rPr>
-                    <w:rFonts w:ascii="Times New Roman" w:eastAsiaTheme="minorEastAsia" w:hAnsi="Times New Roman" w:cs="Times New Roman"/>
+                    <w:rFonts w:ascii="Times New Roman" w:hAnsi="Times New Roman" w:cs="Times New Roman"/>
                     <w:noProof/>
                     <w:webHidden/>
-                    <w:kern w:val="0"/>
                     <w:sz w:val="28"/>
                     <w:szCs w:val="28"/>
-                    <w:lang w:eastAsia="uk-UA"/>
-                    <w14:ligatures w14:val="none"/>
                   </w:rPr>
-                  <w:instrText xml:space="preserve"> PAGEREF _Toc201963985 \h </w:instrText>
+                  <w:instrText xml:space="preserve"> PAGEREF _Toc234513832 \h </w:instrText>
                 </w:r>
                 <w:r>
                   <w:rPr>
-                    <w:rFonts w:ascii="Times New Roman" w:eastAsiaTheme="minorEastAsia" w:hAnsi="Times New Roman" w:cs="Times New Roman"/>
+                    <w:rFonts w:ascii="Times New Roman" w:hAnsi="Times New Roman" w:cs="Times New Roman"/>
                     <w:noProof/>
                     <w:webHidden/>
-                    <w:kern w:val="0"/>
                     <w:sz w:val="28"/>
                     <w:szCs w:val="28"/>
-                    <w:lang w:eastAsia="uk-UA"/>
-                    <w14:ligatures w14:val="none"/>
                   </w:rPr>
                 </w:r>
                 <w:r>
                   <w:rPr>
-                    <w:rFonts w:ascii="Times New Roman" w:eastAsiaTheme="minorEastAsia" w:hAnsi="Times New Roman" w:cs="Times New Roman"/>
+                    <w:rFonts w:ascii="Times New Roman" w:hAnsi="Times New Roman" w:cs="Times New Roman"/>
                     <w:noProof/>
                     <w:webHidden/>
-                    <w:kern w:val="0"/>
                     <w:sz w:val="28"/>
                     <w:szCs w:val="28"/>
-                    <w:lang w:eastAsia="uk-UA"/>
-                    <w14:ligatures w14:val="none"/>
                   </w:rPr>
                   <w:fldChar w:fldCharType="separate"/>
                 </w:r>
                 <w:r>
                   <w:rPr>
-                    <w:rFonts w:ascii="Times New Roman" w:eastAsiaTheme="minorEastAsia" w:hAnsi="Times New Roman" w:cs="Times New Roman"/>
+                    <w:rFonts w:ascii="Times New Roman" w:hAnsi="Times New Roman" w:cs="Times New Roman"/>
                     <w:noProof/>
                     <w:webHidden/>
-                    <w:kern w:val="0"/>
                     <w:sz w:val="28"/>
                     <w:szCs w:val="28"/>
-                    <w:lang w:eastAsia="uk-UA"/>
-                    <w14:ligatures w14:val="none"/>
                   </w:rPr>
-                  <w:t>94</w:t>
+                  <w:t>16</w:t>
                 </w:r>
                 <w:r>
                   <w:rPr>
-                    <w:rFonts w:ascii="Times New Roman" w:eastAsiaTheme="minorEastAsia" w:hAnsi="Times New Roman" w:cs="Times New Roman"/>
+                    <w:rFonts w:ascii="Times New Roman" w:hAnsi="Times New Roman" w:cs="Times New Roman"/>
                     <w:noProof/>
                     <w:webHidden/>
-                    <w:kern w:val="0"/>
                     <w:sz w:val="28"/>
                     <w:szCs w:val="28"/>
-                    <w:lang w:eastAsia="uk-UA"/>
-                    <w14:ligatures w14:val="none"/>
                   </w:rPr>
                   <w:fldChar w:fldCharType="end"/>
                 </w:r>
@@ -2791,121 +2380,94 @@
             </w:p>
             <w:p>
               <w:pPr>
+                <w:pStyle w:val="31"/>
                 <w:tabs>
                   <w:tab w:val="right" w:leader="dot" w:pos="9911"/>
                 </w:tabs>
-                <w:spacing w:after="100"/>
-                <w:ind w:left="709" w:firstLine="709"/>
                 <w:rPr>
-                  <w:rFonts w:ascii="Times New Roman" w:eastAsiaTheme="minorEastAsia" w:hAnsi="Times New Roman" w:cs="Times New Roman"/>
+                  <w:rFonts w:ascii="Times New Roman" w:hAnsi="Times New Roman" w:cs="Times New Roman"/>
                   <w:noProof/>
-                  <w:kern w:val="0"/>
                   <w:sz w:val="28"/>
                   <w:szCs w:val="28"/>
-                  <w:lang w:eastAsia="uk-UA"/>
-                  <w14:ligatures w14:val="none"/>
                 </w:rPr>
               </w:pPr>
-              <w:hyperlink w:anchor="_Toc201963986" w:history="1">
+              <w:hyperlink w:anchor="_Toc234513833" w:history="1">
                 <w:r>
                   <w:rPr>
+                    <w:rStyle w:val="af0"/>
                     <w:rFonts w:ascii="Times New Roman" w:eastAsia="Times New Roman" w:hAnsi="Times New Roman" w:cs="Times New Roman"/>
                     <w:noProof/>
-                    <w:kern w:val="0"/>
                     <w:sz w:val="28"/>
                     <w:szCs w:val="28"/>
-                    <w:lang w:eastAsia="uk-UA"/>
-                    <w14:ligatures w14:val="none"/>
                   </w:rPr>
-                  <w:t>3.1.2 Апаратні інтерфейси</w:t>
+                  <w:t>3.1.4 Комунікаційні інтерфейси</w:t>
                 </w:r>
                 <w:r>
                   <w:rPr>
-                    <w:rFonts w:ascii="Times New Roman" w:eastAsiaTheme="minorEastAsia" w:hAnsi="Times New Roman" w:cs="Times New Roman"/>
+                    <w:rFonts w:ascii="Times New Roman" w:hAnsi="Times New Roman" w:cs="Times New Roman"/>
                     <w:noProof/>
                     <w:webHidden/>
-                    <w:kern w:val="0"/>
                     <w:sz w:val="28"/>
                     <w:szCs w:val="28"/>
-                    <w:lang w:eastAsia="uk-UA"/>
-                    <w14:ligatures w14:val="none"/>
                   </w:rPr>
                   <w:tab/>
                 </w:r>
                 <w:r>
                   <w:rPr>
-                    <w:rFonts w:ascii="Times New Roman" w:eastAsiaTheme="minorEastAsia" w:hAnsi="Times New Roman" w:cs="Times New Roman"/>
+                    <w:rFonts w:ascii="Times New Roman" w:hAnsi="Times New Roman" w:cs="Times New Roman"/>
                     <w:noProof/>
                     <w:webHidden/>
-                    <w:kern w:val="0"/>
                     <w:sz w:val="28"/>
                     <w:szCs w:val="28"/>
-                    <w:lang w:eastAsia="uk-UA"/>
-                    <w14:ligatures w14:val="none"/>
                   </w:rPr>
                   <w:fldChar w:fldCharType="begin"/>
                 </w:r>
                 <w:r>
                   <w:rPr>
-                    <w:rFonts w:ascii="Times New Roman" w:eastAsiaTheme="minorEastAsia" w:hAnsi="Times New Roman" w:cs="Times New Roman"/>
+                    <w:rFonts w:ascii="Times New Roman" w:hAnsi="Times New Roman" w:cs="Times New Roman"/>
                     <w:noProof/>
                     <w:webHidden/>
-                    <w:kern w:val="0"/>
                     <w:sz w:val="28"/>
                     <w:szCs w:val="28"/>
-                    <w:lang w:eastAsia="uk-UA"/>
-                    <w14:ligatures w14:val="none"/>
                   </w:rPr>
-                  <w:instrText xml:space="preserve"> PAGEREF _Toc201963986 \h </w:instrText>
+                  <w:instrText xml:space="preserve"> PAGEREF _Toc234513833 \h </w:instrText>
                 </w:r>
                 <w:r>
                   <w:rPr>
-                    <w:rFonts w:ascii="Times New Roman" w:eastAsiaTheme="minorEastAsia" w:hAnsi="Times New Roman" w:cs="Times New Roman"/>
+                    <w:rFonts w:ascii="Times New Roman" w:hAnsi="Times New Roman" w:cs="Times New Roman"/>
                     <w:noProof/>
                     <w:webHidden/>
-                    <w:kern w:val="0"/>
                     <w:sz w:val="28"/>
                     <w:szCs w:val="28"/>
-                    <w:lang w:eastAsia="uk-UA"/>
-                    <w14:ligatures w14:val="none"/>
                   </w:rPr>
                 </w:r>
                 <w:r>
                   <w:rPr>
-                    <w:rFonts w:ascii="Times New Roman" w:eastAsiaTheme="minorEastAsia" w:hAnsi="Times New Roman" w:cs="Times New Roman"/>
+                    <w:rFonts w:ascii="Times New Roman" w:hAnsi="Times New Roman" w:cs="Times New Roman"/>
                     <w:noProof/>
                     <w:webHidden/>
-                    <w:kern w:val="0"/>
                     <w:sz w:val="28"/>
                     <w:szCs w:val="28"/>
-                    <w:lang w:eastAsia="uk-UA"/>
-                    <w14:ligatures w14:val="none"/>
                   </w:rPr>
                   <w:fldChar w:fldCharType="separate"/>
                 </w:r>
                 <w:r>
                   <w:rPr>
-                    <w:rFonts w:ascii="Times New Roman" w:eastAsiaTheme="minorEastAsia" w:hAnsi="Times New Roman" w:cs="Times New Roman"/>
+                    <w:rFonts w:ascii="Times New Roman" w:hAnsi="Times New Roman" w:cs="Times New Roman"/>
                     <w:noProof/>
                     <w:webHidden/>
-                    <w:kern w:val="0"/>
                     <w:sz w:val="28"/>
                     <w:szCs w:val="28"/>
-                    <w:lang w:eastAsia="uk-UA"/>
-                    <w14:ligatures w14:val="none"/>
                   </w:rPr>
-                  <w:t>95</w:t>
+                  <w:t>17</w:t>
                 </w:r>
                 <w:r>
                   <w:rPr>
-                    <w:rFonts w:ascii="Times New Roman" w:eastAsiaTheme="minorEastAsia" w:hAnsi="Times New Roman" w:cs="Times New Roman"/>
+                    <w:rFonts w:ascii="Times New Roman" w:hAnsi="Times New Roman" w:cs="Times New Roman"/>
                     <w:noProof/>
                     <w:webHidden/>
-                    <w:kern w:val="0"/>
                     <w:sz w:val="28"/>
                     <w:szCs w:val="28"/>
-                    <w:lang w:eastAsia="uk-UA"/>
-                    <w14:ligatures w14:val="none"/>
                   </w:rPr>
                   <w:fldChar w:fldCharType="end"/>
                 </w:r>
@@ -2913,121 +2475,94 @@
             </w:p>
             <w:p>
               <w:pPr>
+                <w:pStyle w:val="21"/>
                 <w:tabs>
                   <w:tab w:val="right" w:leader="dot" w:pos="9911"/>
                 </w:tabs>
-                <w:spacing w:after="100"/>
-                <w:ind w:left="709" w:firstLine="709"/>
                 <w:rPr>
-                  <w:rFonts w:ascii="Times New Roman" w:eastAsiaTheme="minorEastAsia" w:hAnsi="Times New Roman" w:cs="Times New Roman"/>
+                  <w:rFonts w:ascii="Times New Roman" w:hAnsi="Times New Roman" w:cs="Times New Roman"/>
                   <w:noProof/>
-                  <w:kern w:val="0"/>
                   <w:sz w:val="28"/>
                   <w:szCs w:val="28"/>
-                  <w:lang w:eastAsia="uk-UA"/>
-                  <w14:ligatures w14:val="none"/>
                 </w:rPr>
               </w:pPr>
-              <w:hyperlink w:anchor="_Toc201963987" w:history="1">
+              <w:hyperlink w:anchor="_Toc234513834" w:history="1">
                 <w:r>
                   <w:rPr>
+                    <w:rStyle w:val="af0"/>
                     <w:rFonts w:ascii="Times New Roman" w:eastAsia="Times New Roman" w:hAnsi="Times New Roman" w:cs="Times New Roman"/>
                     <w:noProof/>
-                    <w:kern w:val="0"/>
                     <w:sz w:val="28"/>
                     <w:szCs w:val="28"/>
-                    <w:lang w:eastAsia="uk-UA"/>
-                    <w14:ligatures w14:val="none"/>
                   </w:rPr>
-                  <w:t>3.1.3 Програмні інтерфейси</w:t>
+                  <w:t>3.2 Властивості програмного продукту</w:t>
                 </w:r>
                 <w:r>
                   <w:rPr>
-                    <w:rFonts w:ascii="Times New Roman" w:eastAsiaTheme="minorEastAsia" w:hAnsi="Times New Roman" w:cs="Times New Roman"/>
+                    <w:rFonts w:ascii="Times New Roman" w:hAnsi="Times New Roman" w:cs="Times New Roman"/>
                     <w:noProof/>
                     <w:webHidden/>
-                    <w:kern w:val="0"/>
                     <w:sz w:val="28"/>
                     <w:szCs w:val="28"/>
-                    <w:lang w:eastAsia="uk-UA"/>
-                    <w14:ligatures w14:val="none"/>
                   </w:rPr>
                   <w:tab/>
                 </w:r>
                 <w:r>
                   <w:rPr>
-                    <w:rFonts w:ascii="Times New Roman" w:eastAsiaTheme="minorEastAsia" w:hAnsi="Times New Roman" w:cs="Times New Roman"/>
+                    <w:rFonts w:ascii="Times New Roman" w:hAnsi="Times New Roman" w:cs="Times New Roman"/>
                     <w:noProof/>
                     <w:webHidden/>
-                    <w:kern w:val="0"/>
                     <w:sz w:val="28"/>
                     <w:szCs w:val="28"/>
-                    <w:lang w:eastAsia="uk-UA"/>
-                    <w14:ligatures w14:val="none"/>
                   </w:rPr>
                   <w:fldChar w:fldCharType="begin"/>
                 </w:r>
                 <w:r>
                   <w:rPr>
-                    <w:rFonts w:ascii="Times New Roman" w:eastAsiaTheme="minorEastAsia" w:hAnsi="Times New Roman" w:cs="Times New Roman"/>
+                    <w:rFonts w:ascii="Times New Roman" w:hAnsi="Times New Roman" w:cs="Times New Roman"/>
                     <w:noProof/>
                     <w:webHidden/>
-                    <w:kern w:val="0"/>
                     <w:sz w:val="28"/>
                     <w:szCs w:val="28"/>
-                    <w:lang w:eastAsia="uk-UA"/>
-                    <w14:ligatures w14:val="none"/>
                   </w:rPr>
-                  <w:instrText xml:space="preserve"> PAGEREF _Toc201963987 \h </w:instrText>
+                  <w:instrText xml:space="preserve"> PAGEREF _Toc234513834 \h </w:instrText>
                 </w:r>
                 <w:r>
                   <w:rPr>
-                    <w:rFonts w:ascii="Times New Roman" w:eastAsiaTheme="minorEastAsia" w:hAnsi="Times New Roman" w:cs="Times New Roman"/>
+                    <w:rFonts w:ascii="Times New Roman" w:hAnsi="Times New Roman" w:cs="Times New Roman"/>
                     <w:noProof/>
                     <w:webHidden/>
-                    <w:kern w:val="0"/>
                     <w:sz w:val="28"/>
                     <w:szCs w:val="28"/>
-                    <w:lang w:eastAsia="uk-UA"/>
-                    <w14:ligatures w14:val="none"/>
                   </w:rPr>
                 </w:r>
                 <w:r>
                   <w:rPr>
-                    <w:rFonts w:ascii="Times New Roman" w:eastAsiaTheme="minorEastAsia" w:hAnsi="Times New Roman" w:cs="Times New Roman"/>
+                    <w:rFonts w:ascii="Times New Roman" w:hAnsi="Times New Roman" w:cs="Times New Roman"/>
                     <w:noProof/>
                     <w:webHidden/>
-                    <w:kern w:val="0"/>
                     <w:sz w:val="28"/>
                     <w:szCs w:val="28"/>
-                    <w:lang w:eastAsia="uk-UA"/>
-                    <w14:ligatures w14:val="none"/>
                   </w:rPr>
                   <w:fldChar w:fldCharType="separate"/>
                 </w:r>
                 <w:r>
                   <w:rPr>
-                    <w:rFonts w:ascii="Times New Roman" w:eastAsiaTheme="minorEastAsia" w:hAnsi="Times New Roman" w:cs="Times New Roman"/>
+                    <w:rFonts w:ascii="Times New Roman" w:hAnsi="Times New Roman" w:cs="Times New Roman"/>
                     <w:noProof/>
                     <w:webHidden/>
-                    <w:kern w:val="0"/>
                     <w:sz w:val="28"/>
                     <w:szCs w:val="28"/>
-                    <w:lang w:eastAsia="uk-UA"/>
-                    <w14:ligatures w14:val="none"/>
                   </w:rPr>
-                  <w:t>96</w:t>
+                  <w:t>19</w:t>
                 </w:r>
                 <w:r>
                   <w:rPr>
-                    <w:rFonts w:ascii="Times New Roman" w:eastAsiaTheme="minorEastAsia" w:hAnsi="Times New Roman" w:cs="Times New Roman"/>
+                    <w:rFonts w:ascii="Times New Roman" w:hAnsi="Times New Roman" w:cs="Times New Roman"/>
                     <w:noProof/>
                     <w:webHidden/>
-                    <w:kern w:val="0"/>
                     <w:sz w:val="28"/>
                     <w:szCs w:val="28"/>
-                    <w:lang w:eastAsia="uk-UA"/>
-                    <w14:ligatures w14:val="none"/>
                   </w:rPr>
                   <w:fldChar w:fldCharType="end"/>
                 </w:r>
@@ -3035,121 +2570,94 @@
             </w:p>
             <w:p>
               <w:pPr>
+                <w:pStyle w:val="21"/>
                 <w:tabs>
                   <w:tab w:val="right" w:leader="dot" w:pos="9911"/>
                 </w:tabs>
-                <w:spacing w:after="100"/>
-                <w:ind w:left="709" w:firstLine="709"/>
                 <w:rPr>
-                  <w:rFonts w:ascii="Times New Roman" w:eastAsiaTheme="minorEastAsia" w:hAnsi="Times New Roman" w:cs="Times New Roman"/>
+                  <w:rFonts w:ascii="Times New Roman" w:hAnsi="Times New Roman" w:cs="Times New Roman"/>
                   <w:noProof/>
-                  <w:kern w:val="0"/>
                   <w:sz w:val="28"/>
                   <w:szCs w:val="28"/>
-                  <w:lang w:eastAsia="uk-UA"/>
-                  <w14:ligatures w14:val="none"/>
                 </w:rPr>
               </w:pPr>
-              <w:hyperlink w:anchor="_Toc201963988" w:history="1">
+              <w:hyperlink w:anchor="_Toc234513835" w:history="1">
                 <w:r>
                   <w:rPr>
+                    <w:rStyle w:val="af0"/>
                     <w:rFonts w:ascii="Times New Roman" w:eastAsia="Times New Roman" w:hAnsi="Times New Roman" w:cs="Times New Roman"/>
                     <w:noProof/>
-                    <w:kern w:val="0"/>
                     <w:sz w:val="28"/>
                     <w:szCs w:val="28"/>
-                    <w:lang w:eastAsia="uk-UA"/>
-                    <w14:ligatures w14:val="none"/>
                   </w:rPr>
-                  <w:t>3.1.4 Комунікаційні інтерфейси</w:t>
+                  <w:t>3.3 Атрибути програмного продукту</w:t>
                 </w:r>
                 <w:r>
                   <w:rPr>
-                    <w:rFonts w:ascii="Times New Roman" w:eastAsiaTheme="minorEastAsia" w:hAnsi="Times New Roman" w:cs="Times New Roman"/>
+                    <w:rFonts w:ascii="Times New Roman" w:hAnsi="Times New Roman" w:cs="Times New Roman"/>
                     <w:noProof/>
                     <w:webHidden/>
-                    <w:kern w:val="0"/>
                     <w:sz w:val="28"/>
                     <w:szCs w:val="28"/>
-                    <w:lang w:eastAsia="uk-UA"/>
-                    <w14:ligatures w14:val="none"/>
                   </w:rPr>
                   <w:tab/>
                 </w:r>
                 <w:r>
                   <w:rPr>
-                    <w:rFonts w:ascii="Times New Roman" w:eastAsiaTheme="minorEastAsia" w:hAnsi="Times New Roman" w:cs="Times New Roman"/>
+                    <w:rFonts w:ascii="Times New Roman" w:hAnsi="Times New Roman" w:cs="Times New Roman"/>
                     <w:noProof/>
                     <w:webHidden/>
-                    <w:kern w:val="0"/>
                     <w:sz w:val="28"/>
                     <w:szCs w:val="28"/>
-                    <w:lang w:eastAsia="uk-UA"/>
-                    <w14:ligatures w14:val="none"/>
                   </w:rPr>
                   <w:fldChar w:fldCharType="begin"/>
                 </w:r>
                 <w:r>
                   <w:rPr>
-                    <w:rFonts w:ascii="Times New Roman" w:eastAsiaTheme="minorEastAsia" w:hAnsi="Times New Roman" w:cs="Times New Roman"/>
+                    <w:rFonts w:ascii="Times New Roman" w:hAnsi="Times New Roman" w:cs="Times New Roman"/>
                     <w:noProof/>
                     <w:webHidden/>
-                    <w:kern w:val="0"/>
                     <w:sz w:val="28"/>
                     <w:szCs w:val="28"/>
-                    <w:lang w:eastAsia="uk-UA"/>
-                    <w14:ligatures w14:val="none"/>
                   </w:rPr>
-                  <w:instrText xml:space="preserve"> PAGEREF _Toc201963988 \h </w:instrText>
+                  <w:instrText xml:space="preserve"> PAGEREF _Toc234513835 \h </w:instrText>
                 </w:r>
                 <w:r>
                   <w:rPr>
-                    <w:rFonts w:ascii="Times New Roman" w:eastAsiaTheme="minorEastAsia" w:hAnsi="Times New Roman" w:cs="Times New Roman"/>
+                    <w:rFonts w:ascii="Times New Roman" w:hAnsi="Times New Roman" w:cs="Times New Roman"/>
                     <w:noProof/>
                     <w:webHidden/>
-                    <w:kern w:val="0"/>
                     <w:sz w:val="28"/>
                     <w:szCs w:val="28"/>
-                    <w:lang w:eastAsia="uk-UA"/>
-                    <w14:ligatures w14:val="none"/>
                   </w:rPr>
                 </w:r>
                 <w:r>
                   <w:rPr>
-                    <w:rFonts w:ascii="Times New Roman" w:eastAsiaTheme="minorEastAsia" w:hAnsi="Times New Roman" w:cs="Times New Roman"/>
+                    <w:rFonts w:ascii="Times New Roman" w:hAnsi="Times New Roman" w:cs="Times New Roman"/>
                     <w:noProof/>
                     <w:webHidden/>
-                    <w:kern w:val="0"/>
                     <w:sz w:val="28"/>
                     <w:szCs w:val="28"/>
-                    <w:lang w:eastAsia="uk-UA"/>
-                    <w14:ligatures w14:val="none"/>
                   </w:rPr>
                   <w:fldChar w:fldCharType="separate"/>
                 </w:r>
                 <w:r>
                   <w:rPr>
-                    <w:rFonts w:ascii="Times New Roman" w:eastAsiaTheme="minorEastAsia" w:hAnsi="Times New Roman" w:cs="Times New Roman"/>
+                    <w:rFonts w:ascii="Times New Roman" w:hAnsi="Times New Roman" w:cs="Times New Roman"/>
                     <w:noProof/>
                     <w:webHidden/>
-                    <w:kern w:val="0"/>
                     <w:sz w:val="28"/>
                     <w:szCs w:val="28"/>
-                    <w:lang w:eastAsia="uk-UA"/>
-                    <w14:ligatures w14:val="none"/>
                   </w:rPr>
-                  <w:t>98</w:t>
+                  <w:t>20</w:t>
                 </w:r>
                 <w:r>
                   <w:rPr>
-                    <w:rFonts w:ascii="Times New Roman" w:eastAsiaTheme="minorEastAsia" w:hAnsi="Times New Roman" w:cs="Times New Roman"/>
+                    <w:rFonts w:ascii="Times New Roman" w:hAnsi="Times New Roman" w:cs="Times New Roman"/>
                     <w:noProof/>
                     <w:webHidden/>
-                    <w:kern w:val="0"/>
                     <w:sz w:val="28"/>
                     <w:szCs w:val="28"/>
-                    <w:lang w:eastAsia="uk-UA"/>
-                    <w14:ligatures w14:val="none"/>
                   </w:rPr>
                   <w:fldChar w:fldCharType="end"/>
                 </w:r>
@@ -3157,121 +2665,94 @@
             </w:p>
             <w:p>
               <w:pPr>
+                <w:pStyle w:val="21"/>
                 <w:tabs>
                   <w:tab w:val="right" w:leader="dot" w:pos="9911"/>
                 </w:tabs>
-                <w:spacing w:after="100"/>
-                <w:ind w:firstLine="709"/>
                 <w:rPr>
-                  <w:rFonts w:ascii="Times New Roman" w:eastAsiaTheme="minorEastAsia" w:hAnsi="Times New Roman" w:cs="Times New Roman"/>
+                  <w:rFonts w:ascii="Times New Roman" w:hAnsi="Times New Roman" w:cs="Times New Roman"/>
                   <w:noProof/>
-                  <w:kern w:val="0"/>
                   <w:sz w:val="28"/>
                   <w:szCs w:val="28"/>
-                  <w:lang w:eastAsia="uk-UA"/>
-                  <w14:ligatures w14:val="none"/>
                 </w:rPr>
               </w:pPr>
-              <w:hyperlink w:anchor="_Toc201963989" w:history="1">
+              <w:hyperlink w:anchor="_Toc234513836" w:history="1">
                 <w:r>
                   <w:rPr>
+                    <w:rStyle w:val="af0"/>
                     <w:rFonts w:ascii="Times New Roman" w:eastAsia="Times New Roman" w:hAnsi="Times New Roman" w:cs="Times New Roman"/>
                     <w:noProof/>
-                    <w:kern w:val="0"/>
                     <w:sz w:val="28"/>
                     <w:szCs w:val="28"/>
-                    <w:lang w:eastAsia="uk-UA"/>
-                    <w14:ligatures w14:val="none"/>
                   </w:rPr>
-                  <w:t>3.2 Властивості програмного продукту</w:t>
+                  <w:t>3.4 Вимоги до бази даних</w:t>
                 </w:r>
                 <w:r>
                   <w:rPr>
-                    <w:rFonts w:ascii="Times New Roman" w:eastAsiaTheme="minorEastAsia" w:hAnsi="Times New Roman" w:cs="Times New Roman"/>
+                    <w:rFonts w:ascii="Times New Roman" w:hAnsi="Times New Roman" w:cs="Times New Roman"/>
                     <w:noProof/>
                     <w:webHidden/>
-                    <w:kern w:val="0"/>
                     <w:sz w:val="28"/>
                     <w:szCs w:val="28"/>
-                    <w:lang w:eastAsia="uk-UA"/>
-                    <w14:ligatures w14:val="none"/>
                   </w:rPr>
                   <w:tab/>
                 </w:r>
                 <w:r>
                   <w:rPr>
-                    <w:rFonts w:ascii="Times New Roman" w:eastAsiaTheme="minorEastAsia" w:hAnsi="Times New Roman" w:cs="Times New Roman"/>
+                    <w:rFonts w:ascii="Times New Roman" w:hAnsi="Times New Roman" w:cs="Times New Roman"/>
                     <w:noProof/>
                     <w:webHidden/>
-                    <w:kern w:val="0"/>
                     <w:sz w:val="28"/>
                     <w:szCs w:val="28"/>
-                    <w:lang w:eastAsia="uk-UA"/>
-                    <w14:ligatures w14:val="none"/>
                   </w:rPr>
                   <w:fldChar w:fldCharType="begin"/>
                 </w:r>
                 <w:r>
                   <w:rPr>
-                    <w:rFonts w:ascii="Times New Roman" w:eastAsiaTheme="minorEastAsia" w:hAnsi="Times New Roman" w:cs="Times New Roman"/>
+                    <w:rFonts w:ascii="Times New Roman" w:hAnsi="Times New Roman" w:cs="Times New Roman"/>
                     <w:noProof/>
                     <w:webHidden/>
-                    <w:kern w:val="0"/>
                     <w:sz w:val="28"/>
                     <w:szCs w:val="28"/>
-                    <w:lang w:eastAsia="uk-UA"/>
-                    <w14:ligatures w14:val="none"/>
                   </w:rPr>
-                  <w:instrText xml:space="preserve"> PAGEREF _Toc201963989 \h </w:instrText>
+                  <w:instrText xml:space="preserve"> PAGEREF _Toc234513836 \h </w:instrText>
                 </w:r>
                 <w:r>
                   <w:rPr>
-                    <w:rFonts w:ascii="Times New Roman" w:eastAsiaTheme="minorEastAsia" w:hAnsi="Times New Roman" w:cs="Times New Roman"/>
+                    <w:rFonts w:ascii="Times New Roman" w:hAnsi="Times New Roman" w:cs="Times New Roman"/>
                     <w:noProof/>
                     <w:webHidden/>
-                    <w:kern w:val="0"/>
                     <w:sz w:val="28"/>
                     <w:szCs w:val="28"/>
-                    <w:lang w:eastAsia="uk-UA"/>
-                    <w14:ligatures w14:val="none"/>
                   </w:rPr>
                 </w:r>
                 <w:r>
                   <w:rPr>
-                    <w:rFonts w:ascii="Times New Roman" w:eastAsiaTheme="minorEastAsia" w:hAnsi="Times New Roman" w:cs="Times New Roman"/>
+                    <w:rFonts w:ascii="Times New Roman" w:hAnsi="Times New Roman" w:cs="Times New Roman"/>
                     <w:noProof/>
                     <w:webHidden/>
-                    <w:kern w:val="0"/>
                     <w:sz w:val="28"/>
                     <w:szCs w:val="28"/>
-                    <w:lang w:eastAsia="uk-UA"/>
-                    <w14:ligatures w14:val="none"/>
                   </w:rPr>
                   <w:fldChar w:fldCharType="separate"/>
                 </w:r>
                 <w:r>
                   <w:rPr>
-                    <w:rFonts w:ascii="Times New Roman" w:eastAsiaTheme="minorEastAsia" w:hAnsi="Times New Roman" w:cs="Times New Roman"/>
+                    <w:rFonts w:ascii="Times New Roman" w:hAnsi="Times New Roman" w:cs="Times New Roman"/>
                     <w:noProof/>
                     <w:webHidden/>
-                    <w:kern w:val="0"/>
                     <w:sz w:val="28"/>
                     <w:szCs w:val="28"/>
-                    <w:lang w:eastAsia="uk-UA"/>
-                    <w14:ligatures w14:val="none"/>
                   </w:rPr>
-                  <w:t>99</w:t>
+                  <w:t>22</w:t>
                 </w:r>
                 <w:r>
                   <w:rPr>
-                    <w:rFonts w:ascii="Times New Roman" w:eastAsiaTheme="minorEastAsia" w:hAnsi="Times New Roman" w:cs="Times New Roman"/>
+                    <w:rFonts w:ascii="Times New Roman" w:hAnsi="Times New Roman" w:cs="Times New Roman"/>
                     <w:noProof/>
                     <w:webHidden/>
-                    <w:kern w:val="0"/>
                     <w:sz w:val="28"/>
                     <w:szCs w:val="28"/>
-                    <w:lang w:eastAsia="uk-UA"/>
-                    <w14:ligatures w14:val="none"/>
                   </w:rPr>
                   <w:fldChar w:fldCharType="end"/>
                 </w:r>
@@ -3279,365 +2760,94 @@
             </w:p>
             <w:p>
               <w:pPr>
+                <w:pStyle w:val="21"/>
                 <w:tabs>
                   <w:tab w:val="right" w:leader="dot" w:pos="9911"/>
                 </w:tabs>
-                <w:spacing w:after="100"/>
-                <w:ind w:firstLine="709"/>
                 <w:rPr>
-                  <w:rFonts w:ascii="Times New Roman" w:eastAsiaTheme="minorEastAsia" w:hAnsi="Times New Roman" w:cs="Times New Roman"/>
+                  <w:rFonts w:ascii="Times New Roman" w:hAnsi="Times New Roman" w:cs="Times New Roman"/>
                   <w:noProof/>
-                  <w:kern w:val="0"/>
                   <w:sz w:val="28"/>
                   <w:szCs w:val="28"/>
-                  <w:lang w:eastAsia="uk-UA"/>
-                  <w14:ligatures w14:val="none"/>
                 </w:rPr>
               </w:pPr>
-              <w:hyperlink w:anchor="_Toc201963990" w:history="1">
+              <w:hyperlink w:anchor="_Toc234513837" w:history="1">
                 <w:r>
                   <w:rPr>
+                    <w:rStyle w:val="af0"/>
                     <w:rFonts w:ascii="Times New Roman" w:eastAsia="Times New Roman" w:hAnsi="Times New Roman" w:cs="Times New Roman"/>
                     <w:noProof/>
-                    <w:kern w:val="0"/>
                     <w:sz w:val="28"/>
                     <w:szCs w:val="28"/>
-                    <w:lang w:eastAsia="uk-UA"/>
-                    <w14:ligatures w14:val="none"/>
                   </w:rPr>
-                  <w:t>3.3 Атрибути програмного продукту</w:t>
+                  <w:t>3.5 Інші вимоги</w:t>
                 </w:r>
                 <w:r>
                   <w:rPr>
-                    <w:rFonts w:ascii="Times New Roman" w:eastAsiaTheme="minorEastAsia" w:hAnsi="Times New Roman" w:cs="Times New Roman"/>
+                    <w:rFonts w:ascii="Times New Roman" w:hAnsi="Times New Roman" w:cs="Times New Roman"/>
                     <w:noProof/>
                     <w:webHidden/>
-                    <w:kern w:val="0"/>
                     <w:sz w:val="28"/>
                     <w:szCs w:val="28"/>
-                    <w:lang w:eastAsia="uk-UA"/>
-                    <w14:ligatures w14:val="none"/>
                   </w:rPr>
                   <w:tab/>
                 </w:r>
                 <w:r>
                   <w:rPr>
-                    <w:rFonts w:ascii="Times New Roman" w:eastAsiaTheme="minorEastAsia" w:hAnsi="Times New Roman" w:cs="Times New Roman"/>
+                    <w:rFonts w:ascii="Times New Roman" w:hAnsi="Times New Roman" w:cs="Times New Roman"/>
                     <w:noProof/>
                     <w:webHidden/>
-                    <w:kern w:val="0"/>
                     <w:sz w:val="28"/>
                     <w:szCs w:val="28"/>
-                    <w:lang w:eastAsia="uk-UA"/>
-                    <w14:ligatures w14:val="none"/>
                   </w:rPr>
                   <w:fldChar w:fldCharType="begin"/>
                 </w:r>
                 <w:r>
                   <w:rPr>
-                    <w:rFonts w:ascii="Times New Roman" w:eastAsiaTheme="minorEastAsia" w:hAnsi="Times New Roman" w:cs="Times New Roman"/>
+                    <w:rFonts w:ascii="Times New Roman" w:hAnsi="Times New Roman" w:cs="Times New Roman"/>
                     <w:noProof/>
                     <w:webHidden/>
-                    <w:kern w:val="0"/>
                     <w:sz w:val="28"/>
                     <w:szCs w:val="28"/>
-                    <w:lang w:eastAsia="uk-UA"/>
-                    <w14:ligatures w14:val="none"/>
                   </w:rPr>
-                  <w:instrText xml:space="preserve"> PAGEREF _Toc201963990 \h </w:instrText>
+                  <w:instrText xml:space="preserve"> PAGEREF _Toc234513837 \h </w:instrText>
                 </w:r>
                 <w:r>
                   <w:rPr>
-                    <w:rFonts w:ascii="Times New Roman" w:eastAsiaTheme="minorEastAsia" w:hAnsi="Times New Roman" w:cs="Times New Roman"/>
+                    <w:rFonts w:ascii="Times New Roman" w:hAnsi="Times New Roman" w:cs="Times New Roman"/>
                     <w:noProof/>
                     <w:webHidden/>
-                    <w:kern w:val="0"/>
                     <w:sz w:val="28"/>
                     <w:szCs w:val="28"/>
-                    <w:lang w:eastAsia="uk-UA"/>
-                    <w14:ligatures w14:val="none"/>
                   </w:rPr>
                 </w:r>
                 <w:r>
                   <w:rPr>
-                    <w:rFonts w:ascii="Times New Roman" w:eastAsiaTheme="minorEastAsia" w:hAnsi="Times New Roman" w:cs="Times New Roman"/>
+                    <w:rFonts w:ascii="Times New Roman" w:hAnsi="Times New Roman" w:cs="Times New Roman"/>
                     <w:noProof/>
                     <w:webHidden/>
-                    <w:kern w:val="0"/>
                     <w:sz w:val="28"/>
                     <w:szCs w:val="28"/>
-                    <w:lang w:eastAsia="uk-UA"/>
-                    <w14:ligatures w14:val="none"/>
                   </w:rPr>
                   <w:fldChar w:fldCharType="separate"/>
                 </w:r>
                 <w:r>
                   <w:rPr>
-                    <w:rFonts w:ascii="Times New Roman" w:eastAsiaTheme="minorEastAsia" w:hAnsi="Times New Roman" w:cs="Times New Roman"/>
+                    <w:rFonts w:ascii="Times New Roman" w:hAnsi="Times New Roman" w:cs="Times New Roman"/>
                     <w:noProof/>
                     <w:webHidden/>
-                    <w:kern w:val="0"/>
                     <w:sz w:val="28"/>
                     <w:szCs w:val="28"/>
-                    <w:lang w:eastAsia="uk-UA"/>
-                    <w14:ligatures w14:val="none"/>
                   </w:rPr>
-                  <w:t>100</w:t>
+                  <w:t>24</w:t>
                 </w:r>
                 <w:r>
                   <w:rPr>
-                    <w:rFonts w:ascii="Times New Roman" w:eastAsiaTheme="minorEastAsia" w:hAnsi="Times New Roman" w:cs="Times New Roman"/>
+                    <w:rFonts w:ascii="Times New Roman" w:hAnsi="Times New Roman" w:cs="Times New Roman"/>
                     <w:noProof/>
                     <w:webHidden/>
-                    <w:kern w:val="0"/>
                     <w:sz w:val="28"/>
                     <w:szCs w:val="28"/>
-                    <w:lang w:eastAsia="uk-UA"/>
-                    <w14:ligatures w14:val="none"/>
-                  </w:rPr>
-                  <w:fldChar w:fldCharType="end"/>
-                </w:r>
-              </w:hyperlink>
-            </w:p>
-            <w:p>
-              <w:pPr>
-                <w:tabs>
-                  <w:tab w:val="right" w:leader="dot" w:pos="9911"/>
-                </w:tabs>
-                <w:spacing w:after="100"/>
-                <w:ind w:firstLine="709"/>
-                <w:rPr>
-                  <w:rFonts w:ascii="Times New Roman" w:eastAsiaTheme="minorEastAsia" w:hAnsi="Times New Roman" w:cs="Times New Roman"/>
-                  <w:noProof/>
-                  <w:kern w:val="0"/>
-                  <w:sz w:val="28"/>
-                  <w:szCs w:val="28"/>
-                  <w:lang w:eastAsia="uk-UA"/>
-                  <w14:ligatures w14:val="none"/>
-                </w:rPr>
-              </w:pPr>
-              <w:hyperlink w:anchor="_Toc201963991" w:history="1">
-                <w:r>
-                  <w:rPr>
-                    <w:rFonts w:ascii="Times New Roman" w:eastAsia="Times New Roman" w:hAnsi="Times New Roman" w:cs="Times New Roman"/>
-                    <w:noProof/>
-                    <w:kern w:val="0"/>
-                    <w:sz w:val="28"/>
-                    <w:szCs w:val="28"/>
-                    <w:lang w:eastAsia="uk-UA"/>
-                    <w14:ligatures w14:val="none"/>
-                  </w:rPr>
-                  <w:t>3.4 Вимоги до бази даних</w:t>
-                </w:r>
-                <w:r>
-                  <w:rPr>
-                    <w:rFonts w:ascii="Times New Roman" w:eastAsiaTheme="minorEastAsia" w:hAnsi="Times New Roman" w:cs="Times New Roman"/>
-                    <w:noProof/>
-                    <w:webHidden/>
-                    <w:kern w:val="0"/>
-                    <w:sz w:val="28"/>
-                    <w:szCs w:val="28"/>
-                    <w:lang w:eastAsia="uk-UA"/>
-                    <w14:ligatures w14:val="none"/>
-                  </w:rPr>
-                  <w:tab/>
-                </w:r>
-                <w:r>
-                  <w:rPr>
-                    <w:rFonts w:ascii="Times New Roman" w:eastAsiaTheme="minorEastAsia" w:hAnsi="Times New Roman" w:cs="Times New Roman"/>
-                    <w:noProof/>
-                    <w:webHidden/>
-                    <w:kern w:val="0"/>
-                    <w:sz w:val="28"/>
-                    <w:szCs w:val="28"/>
-                    <w:lang w:eastAsia="uk-UA"/>
-                    <w14:ligatures w14:val="none"/>
-                  </w:rPr>
-                  <w:fldChar w:fldCharType="begin"/>
-                </w:r>
-                <w:r>
-                  <w:rPr>
-                    <w:rFonts w:ascii="Times New Roman" w:eastAsiaTheme="minorEastAsia" w:hAnsi="Times New Roman" w:cs="Times New Roman"/>
-                    <w:noProof/>
-                    <w:webHidden/>
-                    <w:kern w:val="0"/>
-                    <w:sz w:val="28"/>
-                    <w:szCs w:val="28"/>
-                    <w:lang w:eastAsia="uk-UA"/>
-                    <w14:ligatures w14:val="none"/>
-                  </w:rPr>
-                  <w:instrText xml:space="preserve"> PAGEREF _Toc201963991 \h </w:instrText>
-                </w:r>
-                <w:r>
-                  <w:rPr>
-                    <w:rFonts w:ascii="Times New Roman" w:eastAsiaTheme="minorEastAsia" w:hAnsi="Times New Roman" w:cs="Times New Roman"/>
-                    <w:noProof/>
-                    <w:webHidden/>
-                    <w:kern w:val="0"/>
-                    <w:sz w:val="28"/>
-                    <w:szCs w:val="28"/>
-                    <w:lang w:eastAsia="uk-UA"/>
-                    <w14:ligatures w14:val="none"/>
-                  </w:rPr>
-                </w:r>
-                <w:r>
-                  <w:rPr>
-                    <w:rFonts w:ascii="Times New Roman" w:eastAsiaTheme="minorEastAsia" w:hAnsi="Times New Roman" w:cs="Times New Roman"/>
-                    <w:noProof/>
-                    <w:webHidden/>
-                    <w:kern w:val="0"/>
-                    <w:sz w:val="28"/>
-                    <w:szCs w:val="28"/>
-                    <w:lang w:eastAsia="uk-UA"/>
-                    <w14:ligatures w14:val="none"/>
-                  </w:rPr>
-                  <w:fldChar w:fldCharType="separate"/>
-                </w:r>
-                <w:r>
-                  <w:rPr>
-                    <w:rFonts w:ascii="Times New Roman" w:eastAsiaTheme="minorEastAsia" w:hAnsi="Times New Roman" w:cs="Times New Roman"/>
-                    <w:noProof/>
-                    <w:webHidden/>
-                    <w:kern w:val="0"/>
-                    <w:sz w:val="28"/>
-                    <w:szCs w:val="28"/>
-                    <w:lang w:eastAsia="uk-UA"/>
-                    <w14:ligatures w14:val="none"/>
-                  </w:rPr>
-                  <w:t>102</w:t>
-                </w:r>
-                <w:r>
-                  <w:rPr>
-                    <w:rFonts w:ascii="Times New Roman" w:eastAsiaTheme="minorEastAsia" w:hAnsi="Times New Roman" w:cs="Times New Roman"/>
-                    <w:noProof/>
-                    <w:webHidden/>
-                    <w:kern w:val="0"/>
-                    <w:sz w:val="28"/>
-                    <w:szCs w:val="28"/>
-                    <w:lang w:eastAsia="uk-UA"/>
-                    <w14:ligatures w14:val="none"/>
-                  </w:rPr>
-                  <w:fldChar w:fldCharType="end"/>
-                </w:r>
-              </w:hyperlink>
-            </w:p>
-            <w:p>
-              <w:pPr>
-                <w:tabs>
-                  <w:tab w:val="right" w:leader="dot" w:pos="9911"/>
-                </w:tabs>
-                <w:spacing w:after="100"/>
-                <w:ind w:firstLine="709"/>
-                <w:rPr>
-                  <w:rFonts w:eastAsiaTheme="minorEastAsia" w:cs="Times New Roman"/>
-                  <w:noProof/>
-                  <w:kern w:val="0"/>
-                  <w:sz w:val="24"/>
-                  <w:szCs w:val="24"/>
-                  <w:lang w:eastAsia="uk-UA"/>
-                  <w14:ligatures w14:val="none"/>
-                </w:rPr>
-              </w:pPr>
-              <w:hyperlink w:anchor="_Toc201963992" w:history="1">
-                <w:r>
-                  <w:rPr>
-                    <w:rFonts w:ascii="Times New Roman" w:eastAsia="Times New Roman" w:hAnsi="Times New Roman" w:cs="Times New Roman"/>
-                    <w:noProof/>
-                    <w:kern w:val="0"/>
-                    <w:sz w:val="28"/>
-                    <w:szCs w:val="28"/>
-                    <w:lang w:eastAsia="uk-UA"/>
-                    <w14:ligatures w14:val="none"/>
-                  </w:rPr>
-                  <w:t>3.5 Інші вимоги</w:t>
-                </w:r>
-                <w:r>
-                  <w:rPr>
-                    <w:rFonts w:ascii="Times New Roman" w:eastAsiaTheme="minorEastAsia" w:hAnsi="Times New Roman" w:cs="Times New Roman"/>
-                    <w:noProof/>
-                    <w:webHidden/>
-                    <w:kern w:val="0"/>
-                    <w:sz w:val="28"/>
-                    <w:szCs w:val="28"/>
-                    <w:lang w:eastAsia="uk-UA"/>
-                    <w14:ligatures w14:val="none"/>
-                  </w:rPr>
-                  <w:tab/>
-                </w:r>
-                <w:r>
-                  <w:rPr>
-                    <w:rFonts w:ascii="Times New Roman" w:eastAsiaTheme="minorEastAsia" w:hAnsi="Times New Roman" w:cs="Times New Roman"/>
-                    <w:noProof/>
-                    <w:webHidden/>
-                    <w:kern w:val="0"/>
-                    <w:sz w:val="28"/>
-                    <w:szCs w:val="28"/>
-                    <w:lang w:eastAsia="uk-UA"/>
-                    <w14:ligatures w14:val="none"/>
-                  </w:rPr>
-                  <w:fldChar w:fldCharType="begin"/>
-                </w:r>
-                <w:r>
-                  <w:rPr>
-                    <w:rFonts w:ascii="Times New Roman" w:eastAsiaTheme="minorEastAsia" w:hAnsi="Times New Roman" w:cs="Times New Roman"/>
-                    <w:noProof/>
-                    <w:webHidden/>
-                    <w:kern w:val="0"/>
-                    <w:sz w:val="28"/>
-                    <w:szCs w:val="28"/>
-                    <w:lang w:eastAsia="uk-UA"/>
-                    <w14:ligatures w14:val="none"/>
-                  </w:rPr>
-                  <w:instrText xml:space="preserve"> PAGEREF _Toc201963992 \h </w:instrText>
-                </w:r>
-                <w:r>
-                  <w:rPr>
-                    <w:rFonts w:ascii="Times New Roman" w:eastAsiaTheme="minorEastAsia" w:hAnsi="Times New Roman" w:cs="Times New Roman"/>
-                    <w:noProof/>
-                    <w:webHidden/>
-                    <w:kern w:val="0"/>
-                    <w:sz w:val="28"/>
-                    <w:szCs w:val="28"/>
-                    <w:lang w:eastAsia="uk-UA"/>
-                    <w14:ligatures w14:val="none"/>
-                  </w:rPr>
-                </w:r>
-                <w:r>
-                  <w:rPr>
-                    <w:rFonts w:ascii="Times New Roman" w:eastAsiaTheme="minorEastAsia" w:hAnsi="Times New Roman" w:cs="Times New Roman"/>
-                    <w:noProof/>
-                    <w:webHidden/>
-                    <w:kern w:val="0"/>
-                    <w:sz w:val="28"/>
-                    <w:szCs w:val="28"/>
-                    <w:lang w:eastAsia="uk-UA"/>
-                    <w14:ligatures w14:val="none"/>
-                  </w:rPr>
-                  <w:fldChar w:fldCharType="separate"/>
-                </w:r>
-                <w:r>
-                  <w:rPr>
-                    <w:rFonts w:ascii="Times New Roman" w:eastAsiaTheme="minorEastAsia" w:hAnsi="Times New Roman" w:cs="Times New Roman"/>
-                    <w:noProof/>
-                    <w:webHidden/>
-                    <w:kern w:val="0"/>
-                    <w:sz w:val="28"/>
-                    <w:szCs w:val="28"/>
-                    <w:lang w:eastAsia="uk-UA"/>
-                    <w14:ligatures w14:val="none"/>
-                  </w:rPr>
-                  <w:t>103</w:t>
-                </w:r>
-                <w:r>
-                  <w:rPr>
-                    <w:rFonts w:ascii="Times New Roman" w:eastAsiaTheme="minorEastAsia" w:hAnsi="Times New Roman" w:cs="Times New Roman"/>
-                    <w:noProof/>
-                    <w:webHidden/>
-                    <w:kern w:val="0"/>
-                    <w:sz w:val="28"/>
-                    <w:szCs w:val="28"/>
-                    <w:lang w:eastAsia="uk-UA"/>
-                    <w14:ligatures w14:val="none"/>
                   </w:rPr>
                   <w:fldChar w:fldCharType="end"/>
                 </w:r>
@@ -3700,7 +2910,6 @@
       <w:bookmarkStart w:id="1" w:name="_Toc201683516"/>
       <w:bookmarkStart w:id="2" w:name="_Toc201760812"/>
       <w:bookmarkStart w:id="3" w:name="_Toc201853429"/>
-      <w:bookmarkStart w:id="4" w:name="_Toc201963972"/>
       <w:r>
         <w:rPr>
           <w:rFonts w:ascii="Times New Roman" w:eastAsia="Times New Roman" w:hAnsi="Times New Roman" w:cs="Times New Roman"/>
@@ -3727,6 +2936,7 @@
           <w:szCs w:val="28"/>
         </w:rPr>
       </w:pPr>
+      <w:bookmarkStart w:id="4" w:name="_Toc234513819"/>
       <w:r>
         <w:rPr>
           <w:rFonts w:ascii="Times New Roman" w:eastAsia="Times New Roman" w:hAnsi="Times New Roman" w:cs="Times New Roman"/>
@@ -4441,7 +3651,7 @@
       <w:bookmarkStart w:id="7" w:name="_Toc201683519"/>
       <w:bookmarkStart w:id="8" w:name="_Toc201760815"/>
       <w:bookmarkStart w:id="9" w:name="_Toc201853432"/>
-      <w:bookmarkStart w:id="10" w:name="_Toc201963975"/>
+      <w:bookmarkStart w:id="10" w:name="_Toc234513820"/>
       <w:r>
         <w:rPr>
           <w:rFonts w:ascii="Times New Roman" w:eastAsia="Times New Roman" w:hAnsi="Times New Roman" w:cs="Times New Roman"/>
@@ -4729,7 +3939,7 @@
       <w:bookmarkStart w:id="12" w:name="_Toc201683520"/>
       <w:bookmarkStart w:id="13" w:name="_Toc201760816"/>
       <w:bookmarkStart w:id="14" w:name="_Toc201853433"/>
-      <w:bookmarkStart w:id="15" w:name="_Toc201963976"/>
+      <w:bookmarkStart w:id="15" w:name="_Toc234513821"/>
       <w:r>
         <w:rPr>
           <w:rFonts w:ascii="Times New Roman" w:eastAsia="Times New Roman" w:hAnsi="Times New Roman" w:cs="Times New Roman"/>
@@ -5482,7 +4692,7 @@
       <w:bookmarkStart w:id="17" w:name="_Toc201683521"/>
       <w:bookmarkStart w:id="18" w:name="_Toc201760817"/>
       <w:bookmarkStart w:id="19" w:name="_Toc201853434"/>
-      <w:bookmarkStart w:id="20" w:name="_Toc201963977"/>
+      <w:bookmarkStart w:id="20" w:name="_Toc234513822"/>
       <w:r>
         <w:rPr>
           <w:rFonts w:ascii="Times New Roman" w:eastAsia="Times New Roman" w:hAnsi="Times New Roman" w:cs="Times New Roman"/>
@@ -5513,7 +4723,6 @@
       <w:bookmarkStart w:id="22" w:name="_Toc201683522"/>
       <w:bookmarkStart w:id="23" w:name="_Toc201760818"/>
       <w:bookmarkStart w:id="24" w:name="_Toc201853435"/>
-      <w:bookmarkStart w:id="25" w:name="_Toc201963978"/>
       <w:r>
         <w:rPr>
           <w:rFonts w:ascii="Times New Roman" w:eastAsia="Times New Roman" w:hAnsi="Times New Roman" w:cs="Times New Roman"/>
@@ -5837,6 +5046,7 @@
           <w:highlight w:val="white"/>
         </w:rPr>
       </w:pPr>
+      <w:bookmarkStart w:id="25" w:name="_Toc234513823"/>
       <w:r>
         <w:rPr>
           <w:rFonts w:ascii="Times New Roman" w:eastAsia="Times New Roman" w:hAnsi="Times New Roman" w:cs="Times New Roman"/>
@@ -5874,7 +5084,7 @@
       <w:bookmarkStart w:id="27" w:name="_Toc201683523"/>
       <w:bookmarkStart w:id="28" w:name="_Toc201760819"/>
       <w:bookmarkStart w:id="29" w:name="_Toc201853436"/>
-      <w:bookmarkStart w:id="30" w:name="_Toc201963979"/>
+      <w:bookmarkStart w:id="30" w:name="_Toc234513824"/>
       <w:r>
         <w:rPr>
           <w:rFonts w:ascii="Times New Roman" w:eastAsia="Times New Roman" w:hAnsi="Times New Roman" w:cs="Times New Roman"/>
@@ -5923,7 +5133,6 @@
       <w:bookmarkStart w:id="32" w:name="_Toc201683524"/>
       <w:bookmarkStart w:id="33" w:name="_Toc201760820"/>
       <w:bookmarkStart w:id="34" w:name="_Toc201853437"/>
-      <w:bookmarkStart w:id="35" w:name="_Toc201963980"/>
       <w:r>
         <w:rPr>
           <w:rFonts w:ascii="Times New Roman" w:eastAsia="Times New Roman" w:hAnsi="Times New Roman" w:cs="Times New Roman"/>
@@ -6172,7 +5381,6 @@
       <w:bookmarkEnd w:id="32"/>
       <w:bookmarkEnd w:id="33"/>
       <w:bookmarkEnd w:id="34"/>
-      <w:bookmarkEnd w:id="35"/>
     </w:p>
     <w:p>
       <w:pPr>
@@ -9299,11 +8507,11 @@
           <w:szCs w:val="28"/>
         </w:rPr>
       </w:pPr>
-      <w:bookmarkStart w:id="36" w:name="_Toc201673139"/>
-      <w:bookmarkStart w:id="37" w:name="_Toc201683525"/>
-      <w:bookmarkStart w:id="38" w:name="_Toc201760821"/>
-      <w:bookmarkStart w:id="39" w:name="_Toc201853438"/>
-      <w:bookmarkStart w:id="40" w:name="_Toc201963981"/>
+      <w:bookmarkStart w:id="35" w:name="_Toc201673139"/>
+      <w:bookmarkStart w:id="36" w:name="_Toc201683525"/>
+      <w:bookmarkStart w:id="37" w:name="_Toc201760821"/>
+      <w:bookmarkStart w:id="38" w:name="_Toc201853438"/>
+      <w:bookmarkStart w:id="39" w:name="_Toc234513825"/>
       <w:r>
         <w:rPr>
           <w:rFonts w:ascii="Times New Roman" w:eastAsia="Times New Roman" w:hAnsi="Times New Roman" w:cs="Times New Roman"/>
@@ -9312,11 +8520,11 @@
         </w:rPr>
         <w:t>2.3 Характеристики користувачів</w:t>
       </w:r>
+      <w:bookmarkEnd w:id="35"/>
       <w:bookmarkEnd w:id="36"/>
       <w:bookmarkEnd w:id="37"/>
       <w:bookmarkEnd w:id="38"/>
       <w:bookmarkEnd w:id="39"/>
-      <w:bookmarkEnd w:id="40"/>
     </w:p>
     <w:p>
       <w:pPr>
@@ -9330,8 +8538,8 @@
           <w:szCs w:val="28"/>
         </w:rPr>
       </w:pPr>
-      <w:bookmarkStart w:id="41" w:name="_heading=h.moj2r0ptv5nr"/>
-      <w:bookmarkEnd w:id="41"/>
+      <w:bookmarkStart w:id="40" w:name="_heading=h.moj2r0ptv5nr"/>
+      <w:bookmarkEnd w:id="40"/>
       <w:r>
         <w:rPr>
           <w:rFonts w:ascii="Times New Roman" w:eastAsia="Times New Roman" w:hAnsi="Times New Roman" w:cs="Times New Roman"/>
@@ -9920,6 +9128,7 @@
           <w:szCs w:val="28"/>
         </w:rPr>
       </w:pPr>
+      <w:bookmarkStart w:id="41" w:name="_Toc234513826"/>
       <w:r>
         <w:rPr>
           <w:rFonts w:ascii="Times New Roman" w:eastAsia="Times New Roman" w:hAnsi="Times New Roman" w:cs="Times New Roman"/>
@@ -9928,6 +9137,7 @@
         </w:rPr>
         <w:t>2.4 Загальні обмеження</w:t>
       </w:r>
+      <w:bookmarkEnd w:id="41"/>
     </w:p>
     <w:p>
       <w:pPr>
@@ -10251,7 +9461,7 @@
       <w:bookmarkStart w:id="44" w:name="_Toc201683526"/>
       <w:bookmarkStart w:id="45" w:name="_Toc201760822"/>
       <w:bookmarkStart w:id="46" w:name="_Toc201853439"/>
-      <w:bookmarkStart w:id="47" w:name="_Toc201963982"/>
+      <w:bookmarkStart w:id="47" w:name="_Toc234513827"/>
       <w:r>
         <w:rPr>
           <w:rFonts w:ascii="Times New Roman" w:eastAsia="Times New Roman" w:hAnsi="Times New Roman" w:cs="Times New Roman"/>
@@ -10283,7 +9493,6 @@
       <w:bookmarkStart w:id="50" w:name="_Toc201683527"/>
       <w:bookmarkStart w:id="51" w:name="_Toc201760823"/>
       <w:bookmarkStart w:id="52" w:name="_Toc201853440"/>
-      <w:bookmarkStart w:id="53" w:name="_Toc201963983"/>
       <w:bookmarkEnd w:id="48"/>
       <w:r>
         <w:rPr>
@@ -10719,6 +9928,7 @@
           <w:szCs w:val="28"/>
         </w:rPr>
       </w:pPr>
+      <w:bookmarkStart w:id="53" w:name="_Toc234513828"/>
       <w:r>
         <w:rPr>
           <w:rFonts w:ascii="Times New Roman" w:eastAsia="Times New Roman" w:hAnsi="Times New Roman" w:cs="Times New Roman"/>
@@ -10753,7 +9963,7 @@
       <w:bookmarkStart w:id="55" w:name="_Toc201683528"/>
       <w:bookmarkStart w:id="56" w:name="_Toc201760824"/>
       <w:bookmarkStart w:id="57" w:name="_Toc201853441"/>
-      <w:bookmarkStart w:id="58" w:name="_Toc201963984"/>
+      <w:bookmarkStart w:id="58" w:name="_Toc234513829"/>
       <w:r>
         <w:rPr>
           <w:rFonts w:ascii="Times New Roman" w:eastAsia="Times New Roman" w:hAnsi="Times New Roman" w:cs="Times New Roman"/>
@@ -10784,7 +9994,7 @@
       <w:bookmarkStart w:id="60" w:name="_Toc201683529"/>
       <w:bookmarkStart w:id="61" w:name="_Toc201760825"/>
       <w:bookmarkStart w:id="62" w:name="_Toc201853442"/>
-      <w:bookmarkStart w:id="63" w:name="_Toc201963985"/>
+      <w:bookmarkStart w:id="63" w:name="_Toc234513830"/>
       <w:r>
         <w:rPr>
           <w:rFonts w:ascii="Times New Roman" w:eastAsia="Times New Roman" w:hAnsi="Times New Roman" w:cs="Times New Roman"/>
@@ -13781,27 +12991,7 @@
           <w:szCs w:val="28"/>
           <w:lang w:val="ru-RU"/>
         </w:rPr>
-        <w:t xml:space="preserve">, </w:t>
-      </w:r>
-      <w:proofErr w:type="spellStart"/>
-      <w:r>
-        <w:rPr>
-          <w:rFonts w:ascii="Times New Roman" w:hAnsi="Times New Roman" w:cs="Times New Roman"/>
-          <w:sz w:val="28"/>
-          <w:szCs w:val="28"/>
-          <w:lang w:val="ru-RU"/>
-        </w:rPr>
-        <w:t>що</w:t>
-      </w:r>
-      <w:proofErr w:type="spellEnd"/>
-      <w:r>
-        <w:rPr>
-          <w:rFonts w:ascii="Times New Roman" w:hAnsi="Times New Roman" w:cs="Times New Roman"/>
-          <w:sz w:val="28"/>
-          <w:szCs w:val="28"/>
-          <w:lang w:val="ru-RU"/>
-        </w:rPr>
-        <w:t xml:space="preserve"> </w:t>
+        <w:t xml:space="preserve">, що </w:t>
       </w:r>
       <w:proofErr w:type="spellStart"/>
       <w:r>
@@ -14793,7 +13983,7 @@
       <w:bookmarkStart w:id="65" w:name="_Toc201683530"/>
       <w:bookmarkStart w:id="66" w:name="_Toc201760826"/>
       <w:bookmarkStart w:id="67" w:name="_Toc201853443"/>
-      <w:bookmarkStart w:id="68" w:name="_Toc201963986"/>
+      <w:bookmarkStart w:id="68" w:name="_Toc234513831"/>
       <w:r>
         <w:rPr>
           <w:rFonts w:ascii="Times New Roman" w:eastAsia="Times New Roman" w:hAnsi="Times New Roman" w:cs="Times New Roman"/>
@@ -15064,7 +14254,7 @@
       <w:bookmarkStart w:id="70" w:name="_Toc201683531"/>
       <w:bookmarkStart w:id="71" w:name="_Toc201760827"/>
       <w:bookmarkStart w:id="72" w:name="_Toc201853444"/>
-      <w:bookmarkStart w:id="73" w:name="_Toc201963987"/>
+      <w:bookmarkStart w:id="73" w:name="_Toc234513832"/>
       <w:r>
         <w:rPr>
           <w:rFonts w:ascii="Times New Roman" w:eastAsia="Times New Roman" w:hAnsi="Times New Roman" w:cs="Times New Roman"/>
@@ -19679,7 +18869,7 @@
       <w:bookmarkStart w:id="75" w:name="_Toc201683532"/>
       <w:bookmarkStart w:id="76" w:name="_Toc201760828"/>
       <w:bookmarkStart w:id="77" w:name="_Toc201853445"/>
-      <w:bookmarkStart w:id="78" w:name="_Toc201963988"/>
+      <w:bookmarkStart w:id="78" w:name="_Toc234513833"/>
       <w:r>
         <w:rPr>
           <w:rFonts w:ascii="Times New Roman" w:eastAsia="Times New Roman" w:hAnsi="Times New Roman" w:cs="Times New Roman"/>
@@ -20047,7 +19237,7 @@
       <w:bookmarkStart w:id="80" w:name="_Toc201683533"/>
       <w:bookmarkStart w:id="81" w:name="_Toc201760829"/>
       <w:bookmarkStart w:id="82" w:name="_Toc201853446"/>
-      <w:bookmarkStart w:id="83" w:name="_Toc201963989"/>
+      <w:bookmarkStart w:id="83" w:name="_Toc234513834"/>
       <w:r>
         <w:rPr>
           <w:rFonts w:ascii="Times New Roman" w:eastAsia="Times New Roman" w:hAnsi="Times New Roman" w:cs="Times New Roman"/>
@@ -20576,7 +19766,7 @@
       <w:bookmarkStart w:id="85" w:name="_Toc201683534"/>
       <w:bookmarkStart w:id="86" w:name="_Toc201760830"/>
       <w:bookmarkStart w:id="87" w:name="_Toc201853447"/>
-      <w:bookmarkStart w:id="88" w:name="_Toc201963990"/>
+      <w:bookmarkStart w:id="88" w:name="_Toc234513835"/>
       <w:r>
         <w:rPr>
           <w:rFonts w:ascii="Times New Roman" w:eastAsia="Times New Roman" w:hAnsi="Times New Roman" w:cs="Times New Roman"/>
@@ -21184,7 +20374,7 @@
       <w:bookmarkStart w:id="90" w:name="_Toc201683535"/>
       <w:bookmarkStart w:id="91" w:name="_Toc201760831"/>
       <w:bookmarkStart w:id="92" w:name="_Toc201853448"/>
-      <w:bookmarkStart w:id="93" w:name="_Toc201963991"/>
+      <w:bookmarkStart w:id="93" w:name="_Toc234513836"/>
       <w:r>
         <w:rPr>
           <w:rFonts w:ascii="Times New Roman" w:eastAsia="Times New Roman" w:hAnsi="Times New Roman" w:cs="Times New Roman"/>
@@ -21527,7 +20717,6 @@
       <w:bookmarkStart w:id="95" w:name="_Toc201683536"/>
       <w:bookmarkStart w:id="96" w:name="_Toc201760832"/>
       <w:bookmarkStart w:id="97" w:name="_Toc201853449"/>
-      <w:bookmarkStart w:id="98" w:name="_Toc201963992"/>
       <w:r>
         <w:rPr>
           <w:rFonts w:ascii="Times New Roman" w:eastAsia="Times New Roman" w:hAnsi="Times New Roman" w:cs="Times New Roman"/>
@@ -21549,6 +20738,7 @@
           <w:szCs w:val="28"/>
         </w:rPr>
       </w:pPr>
+      <w:bookmarkStart w:id="98" w:name="_Toc234513837"/>
       <w:r>
         <w:rPr>
           <w:rFonts w:ascii="Times New Roman" w:eastAsia="Times New Roman" w:hAnsi="Times New Roman" w:cs="Times New Roman"/>
@@ -22044,7 +21234,7 @@
     <w:p/>
     <w:p/>
     <w:sectPr>
-      <w:headerReference w:type="default" r:id="rId5"/>
+      <w:headerReference w:type="default" r:id="rId7"/>
       <w:pgSz w:w="11906" w:h="16838"/>
       <w:pgMar w:top="1134" w:right="567" w:bottom="1134" w:left="1418" w:header="709" w:footer="709" w:gutter="0"/>
       <w:cols w:space="708"/>
@@ -22053,6 +21243,56 @@
     </w:sectPr>
   </w:body>
 </w:document>
+</file>
+
+<file path=word/endnotes.xml><?xml version="1.0" encoding="utf-8"?>
+<w:endnotes xmlns:wpc="http://schemas.microsoft.com/office/word/2010/wordprocessingCanvas" xmlns:cx="http://schemas.microsoft.com/office/drawing/2014/chartex" xmlns:cx1="http://schemas.microsoft.com/office/drawing/2015/9/8/chartex" xmlns:cx2="http://schemas.microsoft.com/office/drawing/2015/10/21/chartex" xmlns:cx3="http://schemas.microsoft.com/office/drawing/2016/5/9/chartex" xmlns:cx4="http://schemas.microsoft.com/office/drawing/2016/5/10/chartex" xmlns:cx5="http://schemas.microsoft.com/office/drawing/2016/5/11/chartex" xmlns:cx6="http://schemas.microsoft.com/office/drawing/2016/5/12/chartex" xmlns:cx7="http://schemas.microsoft.com/office/drawing/2016/5/13/chartex" xmlns:cx8="http://schemas.microsoft.com/office/drawing/2016/5/14/chartex" xmlns:mc="http://schemas.openxmlformats.org/markup-compatibility/2006" xmlns:aink="http://schemas.microsoft.com/office/drawing/2016/ink" xmlns:am3d="http://schemas.microsoft.com/office/drawing/2017/model3d" xmlns:o="urn:schemas-microsoft-com:office:office" xmlns:oel="http://schemas.microsoft.com/office/2019/extlst" xmlns:r="http://schemas.openxmlformats.org/officeDocument/2006/relationships" xmlns:m="http://schemas.openxmlformats.org/officeDocument/2006/math" xmlns:v="urn:schemas-microsoft-com:vml" xmlns:wp14="http://schemas.microsoft.com/office/word/2010/wordprocessingDrawing" xmlns:wp="http://schemas.openxmlformats.org/drawingml/2006/wordprocessingDrawing" xmlns:w10="urn:schemas-microsoft-com:office:word" xmlns:w="http://schemas.openxmlformats.org/wordprocessingml/2006/main" xmlns:w14="http://schemas.microsoft.com/office/word/2010/wordml" xmlns:w15="http://schemas.microsoft.com/office/word/2012/wordml" xmlns:w16cex="http://schemas.microsoft.com/office/word/2018/wordml/cex" xmlns:w16cid="http://schemas.microsoft.com/office/word/2016/wordml/cid" xmlns:w16="http://schemas.microsoft.com/office/word/2018/wordml" xmlns:w16du="http://schemas.microsoft.com/office/word/2023/wordml/word16du" xmlns:w16sdtdh="http://schemas.microsoft.com/office/word/2020/wordml/sdtdatahash" xmlns:w16sdtfl="http://schemas.microsoft.com/office/word/2024/wordml/sdtformatlock" xmlns:w16se="http://schemas.microsoft.com/office/word/2015/wordml/symex" xmlns:wpg="http://schemas.microsoft.com/office/word/2010/wordprocessingGroup" xmlns:wpi="http://schemas.microsoft.com/office/word/2010/wordprocessingInk" xmlns:wne="http://schemas.microsoft.com/office/word/2006/wordml" xmlns:wps="http://schemas.microsoft.com/office/word/2010/wordprocessingShape" mc:Ignorable="w14 w15 w16se w16cid w16 w16cex w16sdtdh w16sdtfl w16du wp14">
+  <w:endnote w:type="separator" w:id="-1">
+    <w:p>
+      <w:pPr>
+        <w:spacing w:after="0" w:line="240" w:lineRule="auto"/>
+      </w:pPr>
+      <w:r>
+        <w:separator/>
+      </w:r>
+    </w:p>
+  </w:endnote>
+  <w:endnote w:type="continuationSeparator" w:id="0">
+    <w:p>
+      <w:pPr>
+        <w:spacing w:after="0" w:line="240" w:lineRule="auto"/>
+      </w:pPr>
+      <w:r>
+        <w:continuationSeparator/>
+      </w:r>
+    </w:p>
+  </w:endnote>
+</w:endnotes>
+</file>
+
+<file path=word/footnotes.xml><?xml version="1.0" encoding="utf-8"?>
+<w:footnotes xmlns:wpc="http://schemas.microsoft.com/office/word/2010/wordprocessingCanvas" xmlns:cx="http://schemas.microsoft.com/office/drawing/2014/chartex" xmlns:cx1="http://schemas.microsoft.com/office/drawing/2015/9/8/chartex" xmlns:cx2="http://schemas.microsoft.com/office/drawing/2015/10/21/chartex" xmlns:cx3="http://schemas.microsoft.com/office/drawing/2016/5/9/chartex" xmlns:cx4="http://schemas.microsoft.com/office/drawing/2016/5/10/chartex" xmlns:cx5="http://schemas.microsoft.com/office/drawing/2016/5/11/chartex" xmlns:cx6="http://schemas.microsoft.com/office/drawing/2016/5/12/chartex" xmlns:cx7="http://schemas.microsoft.com/office/drawing/2016/5/13/chartex" xmlns:cx8="http://schemas.microsoft.com/office/drawing/2016/5/14/chartex" xmlns:mc="http://schemas.openxmlformats.org/markup-compatibility/2006" xmlns:aink="http://schemas.microsoft.com/office/drawing/2016/ink" xmlns:am3d="http://schemas.microsoft.com/office/drawing/2017/model3d" xmlns:o="urn:schemas-microsoft-com:office:office" xmlns:oel="http://schemas.microsoft.com/office/2019/extlst" xmlns:r="http://schemas.openxmlformats.org/officeDocument/2006/relationships" xmlns:m="http://schemas.openxmlformats.org/officeDocument/2006/math" xmlns:v="urn:schemas-microsoft-com:vml" xmlns:wp14="http://schemas.microsoft.com/office/word/2010/wordprocessingDrawing" xmlns:wp="http://schemas.openxmlformats.org/drawingml/2006/wordprocessingDrawing" xmlns:w10="urn:schemas-microsoft-com:office:word" xmlns:w="http://schemas.openxmlformats.org/wordprocessingml/2006/main" xmlns:w14="http://schemas.microsoft.com/office/word/2010/wordml" xmlns:w15="http://schemas.microsoft.com/office/word/2012/wordml" xmlns:w16cex="http://schemas.microsoft.com/office/word/2018/wordml/cex" xmlns:w16cid="http://schemas.microsoft.com/office/word/2016/wordml/cid" xmlns:w16="http://schemas.microsoft.com/office/word/2018/wordml" xmlns:w16du="http://schemas.microsoft.com/office/word/2023/wordml/word16du" xmlns:w16sdtdh="http://schemas.microsoft.com/office/word/2020/wordml/sdtdatahash" xmlns:w16sdtfl="http://schemas.microsoft.com/office/word/2024/wordml/sdtformatlock" xmlns:w16se="http://schemas.microsoft.com/office/word/2015/wordml/symex" xmlns:wpg="http://schemas.microsoft.com/office/word/2010/wordprocessingGroup" xmlns:wpi="http://schemas.microsoft.com/office/word/2010/wordprocessingInk" xmlns:wne="http://schemas.microsoft.com/office/word/2006/wordml" xmlns:wps="http://schemas.microsoft.com/office/word/2010/wordprocessingShape" mc:Ignorable="w14 w15 w16se w16cid w16 w16cex w16sdtdh w16sdtfl w16du wp14">
+  <w:footnote w:type="separator" w:id="-1">
+    <w:p>
+      <w:pPr>
+        <w:spacing w:after="0" w:line="240" w:lineRule="auto"/>
+      </w:pPr>
+      <w:r>
+        <w:separator/>
+      </w:r>
+    </w:p>
+  </w:footnote>
+  <w:footnote w:type="continuationSeparator" w:id="0">
+    <w:p>
+      <w:pPr>
+        <w:spacing w:after="0" w:line="240" w:lineRule="auto"/>
+      </w:pPr>
+      <w:r>
+        <w:continuationSeparator/>
+      </w:r>
+    </w:p>
+  </w:footnote>
+</w:footnotes>
 </file>
 
 <file path=word/header1.xml><?xml version="1.0" encoding="utf-8"?>
@@ -25167,6 +24407,55 @@
     <w:uiPriority w:val="99"/>
     <w:rsid w:val="00D70F3C"/>
   </w:style>
+  <w:style w:type="paragraph" w:styleId="11">
+    <w:name w:val="toc 1"/>
+    <w:basedOn w:val="a"/>
+    <w:next w:val="a"/>
+    <w:autoRedefine/>
+    <w:uiPriority w:val="39"/>
+    <w:unhideWhenUsed/>
+    <w:rsid w:val="00093456"/>
+    <w:pPr>
+      <w:spacing w:after="100"/>
+    </w:pPr>
+  </w:style>
+  <w:style w:type="paragraph" w:styleId="21">
+    <w:name w:val="toc 2"/>
+    <w:basedOn w:val="a"/>
+    <w:next w:val="a"/>
+    <w:autoRedefine/>
+    <w:uiPriority w:val="39"/>
+    <w:unhideWhenUsed/>
+    <w:rsid w:val="00093456"/>
+    <w:pPr>
+      <w:spacing w:after="100"/>
+      <w:ind w:left="220"/>
+    </w:pPr>
+  </w:style>
+  <w:style w:type="paragraph" w:styleId="31">
+    <w:name w:val="toc 3"/>
+    <w:basedOn w:val="a"/>
+    <w:next w:val="a"/>
+    <w:autoRedefine/>
+    <w:uiPriority w:val="39"/>
+    <w:unhideWhenUsed/>
+    <w:rsid w:val="00093456"/>
+    <w:pPr>
+      <w:spacing w:after="100"/>
+      <w:ind w:left="440"/>
+    </w:pPr>
+  </w:style>
+  <w:style w:type="character" w:styleId="af0">
+    <w:name w:val="Hyperlink"/>
+    <w:basedOn w:val="a0"/>
+    <w:uiPriority w:val="99"/>
+    <w:unhideWhenUsed/>
+    <w:rsid w:val="00093456"/>
+    <w:rPr>
+      <w:color w:val="467886" w:themeColor="hyperlink"/>
+      <w:u w:val="single"/>
+    </w:rPr>
+  </w:style>
 </w:styles>
 </file>
 
